--- a/Tuan_06/BaoCao_Tuan06.docx
+++ b/Tuan_06/BaoCao_Tuan06.docx
@@ -48,7 +48,7 @@
         <w:tc>
           <w:tcPr>
             <w:tcW w:type="dxa" w:w="3249"/>
-            <w:shd w:val="clear" w:color="auto" w:fill="D9E2F3"/>
+            <w:shd w:val="clear" w:color="auto" w:fill="E7E6E6"/>
           </w:tcPr>
           <w:p>
             <w:r>
@@ -68,7 +68,7 @@
         <w:tc>
           <w:tcPr>
             <w:tcW w:type="dxa" w:w="3249"/>
-            <w:shd w:val="clear" w:color="auto" w:fill="D9E2F3"/>
+            <w:shd w:val="clear" w:color="auto" w:fill="E7E6E6"/>
           </w:tcPr>
           <w:p>
             <w:r>
@@ -88,7 +88,7 @@
         <w:tc>
           <w:tcPr>
             <w:tcW w:type="dxa" w:w="3249"/>
-            <w:shd w:val="clear" w:color="auto" w:fill="D9E2F3"/>
+            <w:shd w:val="clear" w:color="auto" w:fill="E7E6E6"/>
           </w:tcPr>
           <w:p>
             <w:r>
@@ -130,7 +130,7 @@
             <w:r>
               <w:rPr>
                 <w:rFonts w:ascii="Consolas" w:hAnsi="Consolas"/>
-                <w:color w:val="8B1A1A"/>
+                <w:color w:val="000000"/>
                 <w:sz w:val="20"/>
               </w:rPr>
               <w:t>src/mdl/provenance.py</w:t>
@@ -144,7 +144,7 @@
             <w:r>
               <w:rPr>
                 <w:rFonts w:ascii="Consolas" w:hAnsi="Consolas"/>
-                <w:color w:val="8B1A1A"/>
+                <w:color w:val="000000"/>
                 <w:sz w:val="20"/>
               </w:rPr>
               <w:t>results/raw/provenance_trace.json</w:t>
@@ -196,7 +196,7 @@
             <w:r>
               <w:rPr>
                 <w:rFonts w:ascii="Consolas" w:hAnsi="Consolas"/>
-                <w:color w:val="8B1A1A"/>
+                <w:color w:val="000000"/>
                 <w:sz w:val="20"/>
               </w:rPr>
               <w:t>src/mdl/catalog.py</w:t>
@@ -210,7 +210,7 @@
             <w:r>
               <w:rPr>
                 <w:rFonts w:ascii="Consolas" w:hAnsi="Consolas"/>
-                <w:color w:val="8B1A1A"/>
+                <w:color w:val="000000"/>
                 <w:sz w:val="20"/>
               </w:rPr>
               <w:t>catalog/catalog.json</w:t>
@@ -224,7 +224,7 @@
             <w:r>
               <w:rPr>
                 <w:rFonts w:ascii="Consolas" w:hAnsi="Consolas"/>
-                <w:color w:val="8B1A1A"/>
+                <w:color w:val="000000"/>
                 <w:sz w:val="20"/>
               </w:rPr>
               <w:t>catalog/catalog.md</w:t>
@@ -270,7 +270,7 @@
             <w:r>
               <w:rPr>
                 <w:rFonts w:ascii="Consolas" w:hAnsi="Consolas"/>
-                <w:color w:val="8B1A1A"/>
+                <w:color w:val="000000"/>
                 <w:sz w:val="20"/>
               </w:rPr>
               <w:t>src/mdl/lake.py</w:t>
@@ -284,7 +284,7 @@
             <w:r>
               <w:rPr>
                 <w:rFonts w:ascii="Consolas" w:hAnsi="Consolas"/>
-                <w:color w:val="8B1A1A"/>
+                <w:color w:val="000000"/>
                 <w:sz w:val="20"/>
               </w:rPr>
               <w:t>_lake_log</w:t>
@@ -298,7 +298,7 @@
             <w:r>
               <w:rPr>
                 <w:rFonts w:ascii="Consolas" w:hAnsi="Consolas"/>
-                <w:color w:val="8B1A1A"/>
+                <w:color w:val="000000"/>
                 <w:sz w:val="20"/>
               </w:rPr>
               <w:t>storage.py</w:t>
@@ -344,7 +344,7 @@
             <w:r>
               <w:rPr>
                 <w:rFonts w:ascii="Consolas" w:hAnsi="Consolas"/>
-                <w:color w:val="8B1A1A"/>
+                <w:color w:val="000000"/>
                 <w:sz w:val="20"/>
               </w:rPr>
               <w:t>DataCard_v0.2.md</w:t>
@@ -390,7 +390,7 @@
             <w:r>
               <w:rPr>
                 <w:rFonts w:ascii="Consolas" w:hAnsi="Consolas"/>
-                <w:color w:val="8B1A1A"/>
+                <w:color w:val="000000"/>
                 <w:sz w:val="20"/>
               </w:rPr>
               <w:t>scripts/chay_gia_tang.py</w:t>
@@ -404,7 +404,7 @@
             <w:r>
               <w:rPr>
                 <w:rFonts w:ascii="Consolas" w:hAnsi="Consolas"/>
-                <w:color w:val="8B1A1A"/>
+                <w:color w:val="000000"/>
                 <w:sz w:val="20"/>
               </w:rPr>
               <w:t>results/raw/runs_incremental.jsonl</w:t>
@@ -418,7 +418,7 @@
             <w:r>
               <w:rPr>
                 <w:rFonts w:ascii="Consolas" w:hAnsi="Consolas"/>
-                <w:color w:val="8B1A1A"/>
+                <w:color w:val="000000"/>
                 <w:sz w:val="20"/>
               </w:rPr>
               <w:t>results/tables/incremental.csv</w:t>
@@ -460,7 +460,7 @@
       <w:r>
         <w:rPr>
           <w:rFonts w:ascii="Consolas" w:hAnsi="Consolas"/>
-          <w:color w:val="8B1A1A"/>
+          <w:color w:val="000000"/>
           <w:sz w:val="19"/>
         </w:rPr>
         <w:t>record_id</w:t>
@@ -471,7 +471,7 @@
       <w:r>
         <w:rPr>
           <w:rFonts w:ascii="Consolas" w:hAnsi="Consolas"/>
-          <w:color w:val="8B1A1A"/>
+          <w:color w:val="000000"/>
           <w:sz w:val="19"/>
         </w:rPr>
         <w:t>raw_uri, raw_row, raw_sha256</w:t>
@@ -482,7 +482,7 @@
       <w:r>
         <w:rPr>
           <w:rFonts w:ascii="Consolas" w:hAnsi="Consolas"/>
-          <w:color w:val="8B1A1A"/>
+          <w:color w:val="000000"/>
           <w:sz w:val="19"/>
         </w:rPr>
         <w:t>raw_row</w:t>
@@ -541,7 +541,7 @@
       <w:r>
         <w:rPr>
           <w:rFonts w:ascii="Consolas" w:hAnsi="Consolas"/>
-          <w:color w:val="8B1A1A"/>
+          <w:color w:val="000000"/>
           <w:sz w:val="19"/>
         </w:rPr>
         <w:t>catalog/catalog.md</w:t>
@@ -552,7 +552,7 @@
       <w:r>
         <w:rPr>
           <w:rFonts w:ascii="Consolas" w:hAnsi="Consolas"/>
-          <w:color w:val="8B1A1A"/>
+          <w:color w:val="000000"/>
           <w:sz w:val="19"/>
         </w:rPr>
         <w:t>math_record</w:t>
@@ -572,7 +572,7 @@
       <w:r>
         <w:rPr>
           <w:rFonts w:ascii="Consolas" w:hAnsi="Consolas"/>
-          <w:color w:val="8B1A1A"/>
+          <w:color w:val="000000"/>
           <w:sz w:val="19"/>
         </w:rPr>
         <w:t>_lake_log</w:t>
@@ -605,7 +605,7 @@
       <w:r>
         <w:rPr>
           <w:rFonts w:ascii="Consolas" w:hAnsi="Consolas"/>
-          <w:color w:val="8B1A1A"/>
+          <w:color w:val="000000"/>
           <w:sz w:val="19"/>
         </w:rPr>
         <w:t>source/source_version</w:t>
@@ -628,7 +628,7 @@
         <w:tc>
           <w:tcPr>
             <w:tcW w:type="dxa" w:w="4873"/>
-            <w:shd w:val="clear" w:color="auto" w:fill="D9E2F3"/>
+            <w:shd w:val="clear" w:color="auto" w:fill="E7E6E6"/>
           </w:tcPr>
           <w:p>
             <w:r>
@@ -648,7 +648,7 @@
         <w:tc>
           <w:tcPr>
             <w:tcW w:type="dxa" w:w="4873"/>
-            <w:shd w:val="clear" w:color="auto" w:fill="D9E2F3"/>
+            <w:shd w:val="clear" w:color="auto" w:fill="E7E6E6"/>
           </w:tcPr>
           <w:p>
             <w:r>
@@ -676,7 +676,7 @@
             <w:r>
               <w:rPr>
                 <w:rFonts w:ascii="Consolas" w:hAnsi="Consolas"/>
-                <w:color w:val="8B1A1A"/>
+                <w:color w:val="000000"/>
                 <w:sz w:val="20"/>
               </w:rPr>
               <w:t>record_id</w:t>
@@ -720,7 +720,7 @@
             <w:r>
               <w:rPr>
                 <w:rFonts w:ascii="Consolas" w:hAnsi="Consolas"/>
-                <w:color w:val="8B1A1A"/>
+                <w:color w:val="000000"/>
                 <w:sz w:val="20"/>
               </w:rPr>
               <w:t>content_sha256</w:t>
@@ -758,7 +758,7 @@
             <w:r>
               <w:rPr>
                 <w:rFonts w:ascii="Consolas" w:hAnsi="Consolas"/>
-                <w:color w:val="8B1A1A"/>
+                <w:color w:val="000000"/>
                 <w:sz w:val="20"/>
               </w:rPr>
               <w:t>content_sha256</w:t>
@@ -787,7 +787,7 @@
             <w:r>
               <w:rPr>
                 <w:rFonts w:ascii="Consolas" w:hAnsi="Consolas"/>
-                <w:color w:val="8B1A1A"/>
+                <w:color w:val="000000"/>
                 <w:sz w:val="20"/>
               </w:rPr>
               <w:t>errors</w:t>
@@ -845,7 +845,7 @@
       <w:r>
         <w:rPr>
           <w:rFonts w:ascii="Consolas" w:hAnsi="Consolas"/>
-          <w:color w:val="8B1A1A"/>
+          <w:color w:val="000000"/>
           <w:sz w:val="19"/>
         </w:rPr>
         <w:t>train-00004</w:t>
@@ -873,7 +873,7 @@
         <w:tc>
           <w:tcPr>
             <w:tcW w:type="dxa" w:w="1392"/>
-            <w:shd w:val="clear" w:color="auto" w:fill="D9E2F3"/>
+            <w:shd w:val="clear" w:color="auto" w:fill="E7E6E6"/>
           </w:tcPr>
           <w:p>
             <w:r>
@@ -893,7 +893,7 @@
         <w:tc>
           <w:tcPr>
             <w:tcW w:type="dxa" w:w="1392"/>
-            <w:shd w:val="clear" w:color="auto" w:fill="D9E2F3"/>
+            <w:shd w:val="clear" w:color="auto" w:fill="E7E6E6"/>
           </w:tcPr>
           <w:p>
             <w:r>
@@ -913,7 +913,7 @@
         <w:tc>
           <w:tcPr>
             <w:tcW w:type="dxa" w:w="1392"/>
-            <w:shd w:val="clear" w:color="auto" w:fill="D9E2F3"/>
+            <w:shd w:val="clear" w:color="auto" w:fill="E7E6E6"/>
           </w:tcPr>
           <w:p>
             <w:r>
@@ -933,7 +933,7 @@
         <w:tc>
           <w:tcPr>
             <w:tcW w:type="dxa" w:w="1392"/>
-            <w:shd w:val="clear" w:color="auto" w:fill="D9E2F3"/>
+            <w:shd w:val="clear" w:color="auto" w:fill="E7E6E6"/>
           </w:tcPr>
           <w:p>
             <w:r>
@@ -953,7 +953,7 @@
         <w:tc>
           <w:tcPr>
             <w:tcW w:type="dxa" w:w="1392"/>
-            <w:shd w:val="clear" w:color="auto" w:fill="D9E2F3"/>
+            <w:shd w:val="clear" w:color="auto" w:fill="E7E6E6"/>
           </w:tcPr>
           <w:p>
             <w:r>
@@ -973,7 +973,7 @@
         <w:tc>
           <w:tcPr>
             <w:tcW w:type="dxa" w:w="1392"/>
-            <w:shd w:val="clear" w:color="auto" w:fill="D9E2F3"/>
+            <w:shd w:val="clear" w:color="auto" w:fill="E7E6E6"/>
           </w:tcPr>
           <w:p>
             <w:r>
@@ -993,7 +993,7 @@
         <w:tc>
           <w:tcPr>
             <w:tcW w:type="dxa" w:w="1392"/>
-            <w:shd w:val="clear" w:color="auto" w:fill="D9E2F3"/>
+            <w:shd w:val="clear" w:color="auto" w:fill="E7E6E6"/>
           </w:tcPr>
           <w:p>
             <w:r>
@@ -1438,7 +1438,7 @@
       <w:r>
         <w:rPr>
           <w:rFonts w:ascii="Consolas" w:hAnsi="Consolas"/>
-          <w:color w:val="8B1A1A"/>
+          <w:color w:val="000000"/>
           <w:sz w:val="19"/>
         </w:rPr>
         <w:t>(record_id, source_version, content_sha256)</w:t>
@@ -1537,7 +1537,7 @@
       <w:r>
         <w:rPr>
           <w:rFonts w:ascii="Consolas" w:hAnsi="Consolas"/>
-          <w:color w:val="8B1A1A"/>
+          <w:color w:val="000000"/>
           <w:sz w:val="19"/>
         </w:rPr>
         <w:t>source/source_version</w:t>
@@ -1572,7 +1572,7 @@
       <w:r>
         <w:rPr>
           <w:rFonts w:ascii="Consolas" w:hAnsi="Consolas"/>
-          <w:color w:val="8B1A1A"/>
+          <w:color w:val="000000"/>
           <w:sz w:val="19"/>
         </w:rPr>
         <w:t>tests/test_lake.py</w:t>
@@ -2021,6 +2021,7 @@
     <w:rsid w:val="00FC693F"/>
     <w:rPr>
       <w:rFonts w:ascii="Times New Roman" w:hAnsi="Times New Roman" w:eastAsia="Times New Roman"/>
+      <w:color w:val="000000"/>
       <w:sz w:val="24"/>
     </w:rPr>
   </w:style>
@@ -2086,7 +2087,7 @@
       <w:rFonts w:ascii="Times New Roman" w:hAnsi="Times New Roman" w:eastAsia="Times New Roman" w:cs="Times New Roman"/>
       <w:b/>
       <w:bCs/>
-      <w:color w:val="1F3A68"/>
+      <w:color w:val="000000"/>
       <w:sz w:val="28"/>
       <w:szCs w:val="28"/>
     </w:rPr>
@@ -2110,7 +2111,7 @@
       <w:rFonts w:ascii="Times New Roman" w:hAnsi="Times New Roman" w:eastAsia="Times New Roman" w:cs="Times New Roman"/>
       <w:b/>
       <w:bCs/>
-      <w:color w:val="1F3A68"/>
+      <w:color w:val="000000"/>
       <w:sz w:val="26"/>
       <w:szCs w:val="26"/>
     </w:rPr>
@@ -2134,7 +2135,7 @@
       <w:rFonts w:ascii="Times New Roman" w:hAnsi="Times New Roman" w:eastAsia="Times New Roman" w:cs="Times New Roman"/>
       <w:b/>
       <w:bCs/>
-      <w:color w:val="1F3A68"/>
+      <w:color w:val="000000"/>
     </w:rPr>
   </w:style>
   <w:style w:type="paragraph" w:styleId="Heading4">
@@ -2159,7 +2160,7 @@
       <w:bCs/>
       <w:i/>
       <w:iCs/>
-      <w:color w:val="1F3A68"/>
+      <w:color w:val="000000"/>
     </w:rPr>
   </w:style>
   <w:style w:type="paragraph" w:styleId="Heading5">
@@ -2180,7 +2181,7 @@
     </w:pPr>
     <w:rPr>
       <w:rFonts w:asciiTheme="majorHAnsi" w:eastAsiaTheme="majorEastAsia" w:hAnsiTheme="majorHAnsi" w:cstheme="majorBidi"/>
-      <w:color w:val="243F60" w:themeColor="accent1" w:themeShade="7F"/>
+      <w:color w:val="000000"/>
     </w:rPr>
   </w:style>
   <w:style w:type="paragraph" w:styleId="Heading6">
@@ -2203,7 +2204,7 @@
       <w:rFonts w:asciiTheme="majorHAnsi" w:eastAsiaTheme="majorEastAsia" w:hAnsiTheme="majorHAnsi" w:cstheme="majorBidi"/>
       <w:i/>
       <w:iCs/>
-      <w:color w:val="243F60" w:themeColor="accent1" w:themeShade="7F"/>
+      <w:color w:val="000000"/>
     </w:rPr>
   </w:style>
   <w:style w:type="paragraph" w:styleId="Heading7">
@@ -2226,7 +2227,7 @@
       <w:rFonts w:asciiTheme="majorHAnsi" w:eastAsiaTheme="majorEastAsia" w:hAnsiTheme="majorHAnsi" w:cstheme="majorBidi"/>
       <w:i/>
       <w:iCs/>
-      <w:color w:val="404040" w:themeColor="text1" w:themeTint="BF"/>
+      <w:color w:val="000000"/>
     </w:rPr>
   </w:style>
   <w:style w:type="paragraph" w:styleId="Heading8">
@@ -2247,7 +2248,7 @@
     </w:pPr>
     <w:rPr>
       <w:rFonts w:asciiTheme="majorHAnsi" w:eastAsiaTheme="majorEastAsia" w:hAnsiTheme="majorHAnsi" w:cstheme="majorBidi"/>
-      <w:color w:val="4F81BD" w:themeColor="accent1"/>
+      <w:color w:val="000000"/>
       <w:sz w:val="20"/>
       <w:szCs w:val="20"/>
     </w:rPr>
@@ -2272,7 +2273,7 @@
       <w:rFonts w:asciiTheme="majorHAnsi" w:eastAsiaTheme="majorEastAsia" w:hAnsiTheme="majorHAnsi" w:cstheme="majorBidi"/>
       <w:i/>
       <w:iCs/>
-      <w:color w:val="404040" w:themeColor="text1" w:themeTint="BF"/>
+      <w:color w:val="000000"/>
       <w:sz w:val="20"/>
       <w:szCs w:val="20"/>
     </w:rPr>
@@ -2323,7 +2324,7 @@
       <w:rFonts w:asciiTheme="majorHAnsi" w:eastAsiaTheme="majorEastAsia" w:hAnsiTheme="majorHAnsi" w:cstheme="majorBidi"/>
       <w:b/>
       <w:bCs/>
-      <w:color w:val="365F91" w:themeColor="accent1" w:themeShade="BF"/>
+      <w:color w:val="000000"/>
       <w:sz w:val="28"/>
       <w:szCs w:val="28"/>
     </w:rPr>
@@ -2338,7 +2339,7 @@
       <w:rFonts w:asciiTheme="majorHAnsi" w:eastAsiaTheme="majorEastAsia" w:hAnsiTheme="majorHAnsi" w:cstheme="majorBidi"/>
       <w:b/>
       <w:bCs/>
-      <w:color w:val="4F81BD" w:themeColor="accent1"/>
+      <w:color w:val="000000"/>
       <w:sz w:val="26"/>
       <w:szCs w:val="26"/>
     </w:rPr>
@@ -2353,7 +2354,7 @@
       <w:rFonts w:asciiTheme="majorHAnsi" w:eastAsiaTheme="majorEastAsia" w:hAnsiTheme="majorHAnsi" w:cstheme="majorBidi"/>
       <w:b/>
       <w:bCs/>
-      <w:color w:val="4F81BD" w:themeColor="accent1"/>
+      <w:color w:val="000000"/>
     </w:rPr>
   </w:style>
   <w:style w:type="paragraph" w:styleId="Title">
@@ -2373,7 +2374,7 @@
     </w:pPr>
     <w:rPr>
       <w:rFonts w:ascii="Times New Roman" w:hAnsi="Times New Roman" w:eastAsia="Times New Roman" w:cs="Times New Roman"/>
-      <w:color w:val="1F3A68"/>
+      <w:color w:val="000000"/>
       <w:spacing w:val="5"/>
       <w:kern w:val="28"/>
       <w:sz w:val="52"/>
@@ -2388,7 +2389,7 @@
     <w:rsid w:val="00FC693F"/>
     <w:rPr>
       <w:rFonts w:asciiTheme="majorHAnsi" w:eastAsiaTheme="majorEastAsia" w:hAnsiTheme="majorHAnsi" w:cstheme="majorBidi"/>
-      <w:color w:val="17365D" w:themeColor="text2" w:themeShade="BF"/>
+      <w:color w:val="000000"/>
       <w:spacing w:val="5"/>
       <w:kern w:val="28"/>
       <w:sz w:val="52"/>
@@ -2412,7 +2413,7 @@
       <w:rFonts w:asciiTheme="majorHAnsi" w:eastAsiaTheme="majorEastAsia" w:hAnsiTheme="majorHAnsi" w:cstheme="majorBidi"/>
       <w:i/>
       <w:iCs/>
-      <w:color w:val="4F81BD" w:themeColor="accent1"/>
+      <w:color w:val="000000"/>
       <w:spacing w:val="15"/>
       <w:sz w:val="24"/>
       <w:szCs w:val="24"/>
@@ -2428,7 +2429,7 @@
       <w:rFonts w:asciiTheme="majorHAnsi" w:eastAsiaTheme="majorEastAsia" w:hAnsiTheme="majorHAnsi" w:cstheme="majorBidi"/>
       <w:i/>
       <w:iCs/>
-      <w:color w:val="4F81BD" w:themeColor="accent1"/>
+      <w:color w:val="000000"/>
       <w:spacing w:val="15"/>
       <w:sz w:val="24"/>
       <w:szCs w:val="24"/>
@@ -2700,7 +2701,7 @@
     <w:rPr>
       <w:i/>
       <w:iCs/>
-      <w:color w:val="000000" w:themeColor="text1"/>
+      <w:color w:val="000000"/>
     </w:rPr>
   </w:style>
   <w:style w:type="character" w:customStyle="1" w:styleId="QuoteChar">
@@ -2712,7 +2713,7 @@
     <w:rPr>
       <w:i/>
       <w:iCs/>
-      <w:color w:val="000000" w:themeColor="text1"/>
+      <w:color w:val="000000"/>
     </w:rPr>
   </w:style>
   <w:style w:type="character" w:customStyle="1" w:styleId="Heading4Char">
@@ -2728,7 +2729,7 @@
       <w:bCs/>
       <w:i/>
       <w:iCs/>
-      <w:color w:val="4F81BD" w:themeColor="accent1"/>
+      <w:color w:val="000000"/>
     </w:rPr>
   </w:style>
   <w:style w:type="character" w:customStyle="1" w:styleId="Heading5Char">
@@ -2740,7 +2741,7 @@
     <w:rsid w:val="00FC693F"/>
     <w:rPr>
       <w:rFonts w:asciiTheme="majorHAnsi" w:eastAsiaTheme="majorEastAsia" w:hAnsiTheme="majorHAnsi" w:cstheme="majorBidi"/>
-      <w:color w:val="243F60" w:themeColor="accent1" w:themeShade="7F"/>
+      <w:color w:val="000000"/>
     </w:rPr>
   </w:style>
   <w:style w:type="character" w:customStyle="1" w:styleId="Heading6Char">
@@ -2754,7 +2755,7 @@
       <w:rFonts w:asciiTheme="majorHAnsi" w:eastAsiaTheme="majorEastAsia" w:hAnsiTheme="majorHAnsi" w:cstheme="majorBidi"/>
       <w:i/>
       <w:iCs/>
-      <w:color w:val="243F60" w:themeColor="accent1" w:themeShade="7F"/>
+      <w:color w:val="000000"/>
     </w:rPr>
   </w:style>
   <w:style w:type="character" w:customStyle="1" w:styleId="Heading7Char">
@@ -2768,7 +2769,7 @@
       <w:rFonts w:asciiTheme="majorHAnsi" w:eastAsiaTheme="majorEastAsia" w:hAnsiTheme="majorHAnsi" w:cstheme="majorBidi"/>
       <w:i/>
       <w:iCs/>
-      <w:color w:val="404040" w:themeColor="text1" w:themeTint="BF"/>
+      <w:color w:val="000000"/>
     </w:rPr>
   </w:style>
   <w:style w:type="character" w:customStyle="1" w:styleId="Heading8Char">
@@ -2780,7 +2781,7 @@
     <w:rsid w:val="00FC693F"/>
     <w:rPr>
       <w:rFonts w:asciiTheme="majorHAnsi" w:eastAsiaTheme="majorEastAsia" w:hAnsiTheme="majorHAnsi" w:cstheme="majorBidi"/>
-      <w:color w:val="4F81BD" w:themeColor="accent1"/>
+      <w:color w:val="000000"/>
       <w:sz w:val="20"/>
       <w:szCs w:val="20"/>
     </w:rPr>
@@ -2796,7 +2797,7 @@
       <w:rFonts w:asciiTheme="majorHAnsi" w:eastAsiaTheme="majorEastAsia" w:hAnsiTheme="majorHAnsi" w:cstheme="majorBidi"/>
       <w:i/>
       <w:iCs/>
-      <w:color w:val="404040" w:themeColor="text1" w:themeTint="BF"/>
+      <w:color w:val="000000"/>
       <w:sz w:val="20"/>
       <w:szCs w:val="20"/>
     </w:rPr>
@@ -2816,7 +2817,7 @@
     <w:rPr>
       <w:b/>
       <w:bCs/>
-      <w:color w:val="4F81BD" w:themeColor="accent1"/>
+      <w:color w:val="000000"/>
       <w:sz w:val="18"/>
       <w:szCs w:val="18"/>
     </w:rPr>
@@ -2863,7 +2864,7 @@
       <w:bCs/>
       <w:i/>
       <w:iCs/>
-      <w:color w:val="4F81BD" w:themeColor="accent1"/>
+      <w:color w:val="000000"/>
     </w:rPr>
   </w:style>
   <w:style w:type="character" w:customStyle="1" w:styleId="IntenseQuoteChar">
@@ -2877,7 +2878,7 @@
       <w:bCs/>
       <w:i/>
       <w:iCs/>
-      <w:color w:val="4F81BD" w:themeColor="accent1"/>
+      <w:color w:val="000000"/>
     </w:rPr>
   </w:style>
   <w:style w:type="character" w:styleId="SubtleEmphasis">
@@ -2889,7 +2890,7 @@
     <w:rPr>
       <w:i/>
       <w:iCs/>
-      <w:color w:val="808080" w:themeColor="text1" w:themeTint="7F"/>
+      <w:color w:val="000000"/>
     </w:rPr>
   </w:style>
   <w:style w:type="character" w:styleId="IntenseEmphasis">
@@ -2903,7 +2904,7 @@
       <w:bCs/>
       <w:i/>
       <w:iCs/>
-      <w:color w:val="4F81BD" w:themeColor="accent1"/>
+      <w:color w:val="000000"/>
     </w:rPr>
   </w:style>
   <w:style w:type="character" w:styleId="SubtleReference">
@@ -2914,7 +2915,7 @@
     <w:rsid w:val="00FC693F"/>
     <w:rPr>
       <w:smallCaps/>
-      <w:color w:val="C0504D" w:themeColor="accent2"/>
+      <w:color w:val="000000"/>
       <w:u w:val="single"/>
     </w:rPr>
   </w:style>
@@ -2928,7 +2929,7 @@
       <w:b/>
       <w:bCs/>
       <w:smallCaps/>
-      <w:color w:val="C0504D" w:themeColor="accent2"/>
+      <w:color w:val="000000"/>
       <w:spacing w:val="5"/>
       <w:u w:val="single"/>
     </w:rPr>
@@ -2994,7 +2995,7 @@
       <w:spacing w:after="0" w:line="240" w:lineRule="auto"/>
     </w:pPr>
     <w:rPr>
-      <w:color w:val="000000" w:themeColor="text1" w:themeShade="BF"/>
+      <w:color w:val="000000"/>
     </w:rPr>
     <w:tblPr>
       <w:tblStyleRowBandSize w:val="1"/>
@@ -3097,7 +3098,7 @@
       <w:spacing w:after="0" w:line="240" w:lineRule="auto"/>
     </w:pPr>
     <w:rPr>
-      <w:color w:val="365F91" w:themeColor="accent1" w:themeShade="BF"/>
+      <w:color w:val="000000"/>
     </w:rPr>
     <w:tblPr>
       <w:tblStyleRowBandSize w:val="1"/>
@@ -3200,7 +3201,7 @@
       <w:spacing w:after="0" w:line="240" w:lineRule="auto"/>
     </w:pPr>
     <w:rPr>
-      <w:color w:val="943634" w:themeColor="accent2" w:themeShade="BF"/>
+      <w:color w:val="000000"/>
     </w:rPr>
     <w:tblPr>
       <w:tblStyleRowBandSize w:val="1"/>
@@ -3303,7 +3304,7 @@
       <w:spacing w:after="0" w:line="240" w:lineRule="auto"/>
     </w:pPr>
     <w:rPr>
-      <w:color w:val="76923C" w:themeColor="accent3" w:themeShade="BF"/>
+      <w:color w:val="000000"/>
     </w:rPr>
     <w:tblPr>
       <w:tblStyleRowBandSize w:val="1"/>
@@ -3406,7 +3407,7 @@
       <w:spacing w:after="0" w:line="240" w:lineRule="auto"/>
     </w:pPr>
     <w:rPr>
-      <w:color w:val="5F497A" w:themeColor="accent4" w:themeShade="BF"/>
+      <w:color w:val="000000"/>
     </w:rPr>
     <w:tblPr>
       <w:tblStyleRowBandSize w:val="1"/>
@@ -3509,7 +3510,7 @@
       <w:spacing w:after="0" w:line="240" w:lineRule="auto"/>
     </w:pPr>
     <w:rPr>
-      <w:color w:val="31849B" w:themeColor="accent5" w:themeShade="BF"/>
+      <w:color w:val="000000"/>
     </w:rPr>
     <w:tblPr>
       <w:tblStyleRowBandSize w:val="1"/>
@@ -3612,7 +3613,7 @@
       <w:spacing w:after="0" w:line="240" w:lineRule="auto"/>
     </w:pPr>
     <w:rPr>
-      <w:color w:val="E36C0A" w:themeColor="accent6" w:themeShade="BF"/>
+      <w:color w:val="000000"/>
     </w:rPr>
     <w:tblPr>
       <w:tblStyleRowBandSize w:val="1"/>
@@ -3738,7 +3739,7 @@
       <w:rPr>
         <w:b/>
         <w:bCs/>
-        <w:color w:val="FFFFFF" w:themeColor="background1"/>
+        <w:color w:val="000000"/>
       </w:rPr>
       <w:tblPr/>
       <w:tcPr>
@@ -3830,7 +3831,7 @@
       <w:rPr>
         <w:b/>
         <w:bCs/>
-        <w:color w:val="FFFFFF" w:themeColor="background1"/>
+        <w:color w:val="000000"/>
       </w:rPr>
       <w:tblPr/>
       <w:tcPr>
@@ -3922,7 +3923,7 @@
       <w:rPr>
         <w:b/>
         <w:bCs/>
-        <w:color w:val="FFFFFF" w:themeColor="background1"/>
+        <w:color w:val="000000"/>
       </w:rPr>
       <w:tblPr/>
       <w:tcPr>
@@ -4014,7 +4015,7 @@
       <w:rPr>
         <w:b/>
         <w:bCs/>
-        <w:color w:val="FFFFFF" w:themeColor="background1"/>
+        <w:color w:val="000000"/>
       </w:rPr>
       <w:tblPr/>
       <w:tcPr>
@@ -4106,7 +4107,7 @@
       <w:rPr>
         <w:b/>
         <w:bCs/>
-        <w:color w:val="FFFFFF" w:themeColor="background1"/>
+        <w:color w:val="000000"/>
       </w:rPr>
       <w:tblPr/>
       <w:tcPr>
@@ -4198,7 +4199,7 @@
       <w:rPr>
         <w:b/>
         <w:bCs/>
-        <w:color w:val="FFFFFF" w:themeColor="background1"/>
+        <w:color w:val="000000"/>
       </w:rPr>
       <w:tblPr/>
       <w:tcPr>
@@ -4290,7 +4291,7 @@
       <w:rPr>
         <w:b/>
         <w:bCs/>
-        <w:color w:val="FFFFFF" w:themeColor="background1"/>
+        <w:color w:val="000000"/>
       </w:rPr>
       <w:tblPr/>
       <w:tcPr>
@@ -5293,7 +5294,7 @@
       <w:rPr>
         <w:b/>
         <w:bCs/>
-        <w:color w:val="FFFFFF" w:themeColor="background1"/>
+        <w:color w:val="000000"/>
       </w:rPr>
       <w:tblPr/>
       <w:tcPr>
@@ -5399,7 +5400,7 @@
       <w:rPr>
         <w:b/>
         <w:bCs/>
-        <w:color w:val="FFFFFF" w:themeColor="background1"/>
+        <w:color w:val="000000"/>
       </w:rPr>
       <w:tblPr/>
       <w:tcPr>
@@ -5505,7 +5506,7 @@
       <w:rPr>
         <w:b/>
         <w:bCs/>
-        <w:color w:val="FFFFFF" w:themeColor="background1"/>
+        <w:color w:val="000000"/>
       </w:rPr>
       <w:tblPr/>
       <w:tcPr>
@@ -5611,7 +5612,7 @@
       <w:rPr>
         <w:b/>
         <w:bCs/>
-        <w:color w:val="FFFFFF" w:themeColor="background1"/>
+        <w:color w:val="000000"/>
       </w:rPr>
       <w:tblPr/>
       <w:tcPr>
@@ -5717,7 +5718,7 @@
       <w:rPr>
         <w:b/>
         <w:bCs/>
-        <w:color w:val="FFFFFF" w:themeColor="background1"/>
+        <w:color w:val="000000"/>
       </w:rPr>
       <w:tblPr/>
       <w:tcPr>
@@ -5823,7 +5824,7 @@
       <w:rPr>
         <w:b/>
         <w:bCs/>
-        <w:color w:val="FFFFFF" w:themeColor="background1"/>
+        <w:color w:val="000000"/>
       </w:rPr>
       <w:tblPr/>
       <w:tcPr>
@@ -5929,7 +5930,7 @@
       <w:rPr>
         <w:b/>
         <w:bCs/>
-        <w:color w:val="FFFFFF" w:themeColor="background1"/>
+        <w:color w:val="000000"/>
       </w:rPr>
       <w:tblPr/>
       <w:tcPr>
@@ -6032,7 +6033,7 @@
       <w:rPr>
         <w:b/>
         <w:bCs/>
-        <w:color w:val="FFFFFF" w:themeColor="background1"/>
+        <w:color w:val="000000"/>
       </w:rPr>
       <w:tblPr/>
       <w:tcPr>
@@ -6052,7 +6053,7 @@
         <w:spacing w:before="0" w:after="0" w:line="240" w:lineRule="auto"/>
       </w:pPr>
       <w:rPr>
-        <w:color w:val="auto"/>
+        <w:color w:val="000000"/>
       </w:rPr>
       <w:tblPr/>
       <w:tcPr>
@@ -6071,7 +6072,7 @@
       <w:rPr>
         <w:b/>
         <w:bCs/>
-        <w:color w:val="FFFFFF" w:themeColor="background1"/>
+        <w:color w:val="000000"/>
       </w:rPr>
       <w:tblPr/>
       <w:tcPr>
@@ -6090,7 +6091,7 @@
       <w:rPr>
         <w:b/>
         <w:bCs/>
-        <w:color w:val="FFFFFF" w:themeColor="background1"/>
+        <w:color w:val="000000"/>
       </w:rPr>
       <w:tblPr/>
       <w:tcPr>
@@ -6136,7 +6137,7 @@
     </w:tblStylePr>
     <w:tblStylePr w:type="nwCell">
       <w:rPr>
-        <w:color w:val="FFFFFF" w:themeColor="background1"/>
+        <w:color w:val="000000"/>
       </w:rPr>
       <w:tblPr/>
       <w:tcPr>
@@ -6181,7 +6182,7 @@
       <w:rPr>
         <w:b/>
         <w:bCs/>
-        <w:color w:val="FFFFFF" w:themeColor="background1"/>
+        <w:color w:val="000000"/>
       </w:rPr>
       <w:tblPr/>
       <w:tcPr>
@@ -6201,7 +6202,7 @@
         <w:spacing w:before="0" w:after="0" w:line="240" w:lineRule="auto"/>
       </w:pPr>
       <w:rPr>
-        <w:color w:val="auto"/>
+        <w:color w:val="000000"/>
       </w:rPr>
       <w:tblPr/>
       <w:tcPr>
@@ -6220,7 +6221,7 @@
       <w:rPr>
         <w:b/>
         <w:bCs/>
-        <w:color w:val="FFFFFF" w:themeColor="background1"/>
+        <w:color w:val="000000"/>
       </w:rPr>
       <w:tblPr/>
       <w:tcPr>
@@ -6239,7 +6240,7 @@
       <w:rPr>
         <w:b/>
         <w:bCs/>
-        <w:color w:val="FFFFFF" w:themeColor="background1"/>
+        <w:color w:val="000000"/>
       </w:rPr>
       <w:tblPr/>
       <w:tcPr>
@@ -6285,7 +6286,7 @@
     </w:tblStylePr>
     <w:tblStylePr w:type="nwCell">
       <w:rPr>
-        <w:color w:val="FFFFFF" w:themeColor="background1"/>
+        <w:color w:val="000000"/>
       </w:rPr>
       <w:tblPr/>
       <w:tcPr>
@@ -6330,7 +6331,7 @@
       <w:rPr>
         <w:b/>
         <w:bCs/>
-        <w:color w:val="FFFFFF" w:themeColor="background1"/>
+        <w:color w:val="000000"/>
       </w:rPr>
       <w:tblPr/>
       <w:tcPr>
@@ -6350,7 +6351,7 @@
         <w:spacing w:before="0" w:after="0" w:line="240" w:lineRule="auto"/>
       </w:pPr>
       <w:rPr>
-        <w:color w:val="auto"/>
+        <w:color w:val="000000"/>
       </w:rPr>
       <w:tblPr/>
       <w:tcPr>
@@ -6369,7 +6370,7 @@
       <w:rPr>
         <w:b/>
         <w:bCs/>
-        <w:color w:val="FFFFFF" w:themeColor="background1"/>
+        <w:color w:val="000000"/>
       </w:rPr>
       <w:tblPr/>
       <w:tcPr>
@@ -6388,7 +6389,7 @@
       <w:rPr>
         <w:b/>
         <w:bCs/>
-        <w:color w:val="FFFFFF" w:themeColor="background1"/>
+        <w:color w:val="000000"/>
       </w:rPr>
       <w:tblPr/>
       <w:tcPr>
@@ -6434,7 +6435,7 @@
     </w:tblStylePr>
     <w:tblStylePr w:type="nwCell">
       <w:rPr>
-        <w:color w:val="FFFFFF" w:themeColor="background1"/>
+        <w:color w:val="000000"/>
       </w:rPr>
       <w:tblPr/>
       <w:tcPr>
@@ -6479,7 +6480,7 @@
       <w:rPr>
         <w:b/>
         <w:bCs/>
-        <w:color w:val="FFFFFF" w:themeColor="background1"/>
+        <w:color w:val="000000"/>
       </w:rPr>
       <w:tblPr/>
       <w:tcPr>
@@ -6499,7 +6500,7 @@
         <w:spacing w:before="0" w:after="0" w:line="240" w:lineRule="auto"/>
       </w:pPr>
       <w:rPr>
-        <w:color w:val="auto"/>
+        <w:color w:val="000000"/>
       </w:rPr>
       <w:tblPr/>
       <w:tcPr>
@@ -6518,7 +6519,7 @@
       <w:rPr>
         <w:b/>
         <w:bCs/>
-        <w:color w:val="FFFFFF" w:themeColor="background1"/>
+        <w:color w:val="000000"/>
       </w:rPr>
       <w:tblPr/>
       <w:tcPr>
@@ -6537,7 +6538,7 @@
       <w:rPr>
         <w:b/>
         <w:bCs/>
-        <w:color w:val="FFFFFF" w:themeColor="background1"/>
+        <w:color w:val="000000"/>
       </w:rPr>
       <w:tblPr/>
       <w:tcPr>
@@ -6583,7 +6584,7 @@
     </w:tblStylePr>
     <w:tblStylePr w:type="nwCell">
       <w:rPr>
-        <w:color w:val="FFFFFF" w:themeColor="background1"/>
+        <w:color w:val="000000"/>
       </w:rPr>
       <w:tblPr/>
       <w:tcPr>
@@ -6628,7 +6629,7 @@
       <w:rPr>
         <w:b/>
         <w:bCs/>
-        <w:color w:val="FFFFFF" w:themeColor="background1"/>
+        <w:color w:val="000000"/>
       </w:rPr>
       <w:tblPr/>
       <w:tcPr>
@@ -6648,7 +6649,7 @@
         <w:spacing w:before="0" w:after="0" w:line="240" w:lineRule="auto"/>
       </w:pPr>
       <w:rPr>
-        <w:color w:val="auto"/>
+        <w:color w:val="000000"/>
       </w:rPr>
       <w:tblPr/>
       <w:tcPr>
@@ -6667,7 +6668,7 @@
       <w:rPr>
         <w:b/>
         <w:bCs/>
-        <w:color w:val="FFFFFF" w:themeColor="background1"/>
+        <w:color w:val="000000"/>
       </w:rPr>
       <w:tblPr/>
       <w:tcPr>
@@ -6686,7 +6687,7 @@
       <w:rPr>
         <w:b/>
         <w:bCs/>
-        <w:color w:val="FFFFFF" w:themeColor="background1"/>
+        <w:color w:val="000000"/>
       </w:rPr>
       <w:tblPr/>
       <w:tcPr>
@@ -6732,7 +6733,7 @@
     </w:tblStylePr>
     <w:tblStylePr w:type="nwCell">
       <w:rPr>
-        <w:color w:val="FFFFFF" w:themeColor="background1"/>
+        <w:color w:val="000000"/>
       </w:rPr>
       <w:tblPr/>
       <w:tcPr>
@@ -6777,7 +6778,7 @@
       <w:rPr>
         <w:b/>
         <w:bCs/>
-        <w:color w:val="FFFFFF" w:themeColor="background1"/>
+        <w:color w:val="000000"/>
       </w:rPr>
       <w:tblPr/>
       <w:tcPr>
@@ -6797,7 +6798,7 @@
         <w:spacing w:before="0" w:after="0" w:line="240" w:lineRule="auto"/>
       </w:pPr>
       <w:rPr>
-        <w:color w:val="auto"/>
+        <w:color w:val="000000"/>
       </w:rPr>
       <w:tblPr/>
       <w:tcPr>
@@ -6816,7 +6817,7 @@
       <w:rPr>
         <w:b/>
         <w:bCs/>
-        <w:color w:val="FFFFFF" w:themeColor="background1"/>
+        <w:color w:val="000000"/>
       </w:rPr>
       <w:tblPr/>
       <w:tcPr>
@@ -6835,7 +6836,7 @@
       <w:rPr>
         <w:b/>
         <w:bCs/>
-        <w:color w:val="FFFFFF" w:themeColor="background1"/>
+        <w:color w:val="000000"/>
       </w:rPr>
       <w:tblPr/>
       <w:tcPr>
@@ -6881,7 +6882,7 @@
     </w:tblStylePr>
     <w:tblStylePr w:type="nwCell">
       <w:rPr>
-        <w:color w:val="FFFFFF" w:themeColor="background1"/>
+        <w:color w:val="000000"/>
       </w:rPr>
       <w:tblPr/>
       <w:tcPr>
@@ -6926,7 +6927,7 @@
       <w:rPr>
         <w:b/>
         <w:bCs/>
-        <w:color w:val="FFFFFF" w:themeColor="background1"/>
+        <w:color w:val="000000"/>
       </w:rPr>
       <w:tblPr/>
       <w:tcPr>
@@ -6946,7 +6947,7 @@
         <w:spacing w:before="0" w:after="0" w:line="240" w:lineRule="auto"/>
       </w:pPr>
       <w:rPr>
-        <w:color w:val="auto"/>
+        <w:color w:val="000000"/>
       </w:rPr>
       <w:tblPr/>
       <w:tcPr>
@@ -6965,7 +6966,7 @@
       <w:rPr>
         <w:b/>
         <w:bCs/>
-        <w:color w:val="FFFFFF" w:themeColor="background1"/>
+        <w:color w:val="000000"/>
       </w:rPr>
       <w:tblPr/>
       <w:tcPr>
@@ -6984,7 +6985,7 @@
       <w:rPr>
         <w:b/>
         <w:bCs/>
-        <w:color w:val="FFFFFF" w:themeColor="background1"/>
+        <w:color w:val="000000"/>
       </w:rPr>
       <w:tblPr/>
       <w:tcPr>
@@ -7030,7 +7031,7 @@
     </w:tblStylePr>
     <w:tblStylePr w:type="nwCell">
       <w:rPr>
-        <w:color w:val="FFFFFF" w:themeColor="background1"/>
+        <w:color w:val="000000"/>
       </w:rPr>
       <w:tblPr/>
       <w:tcPr>
@@ -7054,7 +7055,7 @@
       <w:spacing w:after="0" w:line="240" w:lineRule="auto"/>
     </w:pPr>
     <w:rPr>
-      <w:color w:val="000000" w:themeColor="text1"/>
+      <w:color w:val="000000"/>
     </w:rPr>
     <w:tblPr>
       <w:tblStyleRowBandSize w:val="1"/>
@@ -7087,7 +7088,7 @@
       <w:rPr>
         <w:b/>
         <w:bCs/>
-        <w:color w:val="1F497D" w:themeColor="text2"/>
+        <w:color w:val="000000"/>
       </w:rPr>
       <w:tblPr/>
       <w:tcPr>
@@ -7138,7 +7139,7 @@
       <w:spacing w:after="0" w:line="240" w:lineRule="auto"/>
     </w:pPr>
     <w:rPr>
-      <w:color w:val="000000" w:themeColor="text1"/>
+      <w:color w:val="000000"/>
     </w:rPr>
     <w:tblPr>
       <w:tblStyleRowBandSize w:val="1"/>
@@ -7171,7 +7172,7 @@
       <w:rPr>
         <w:b/>
         <w:bCs/>
-        <w:color w:val="1F497D" w:themeColor="text2"/>
+        <w:color w:val="000000"/>
       </w:rPr>
       <w:tblPr/>
       <w:tcPr>
@@ -7222,7 +7223,7 @@
       <w:spacing w:after="0" w:line="240" w:lineRule="auto"/>
     </w:pPr>
     <w:rPr>
-      <w:color w:val="000000" w:themeColor="text1"/>
+      <w:color w:val="000000"/>
     </w:rPr>
     <w:tblPr>
       <w:tblStyleRowBandSize w:val="1"/>
@@ -7255,7 +7256,7 @@
       <w:rPr>
         <w:b/>
         <w:bCs/>
-        <w:color w:val="1F497D" w:themeColor="text2"/>
+        <w:color w:val="000000"/>
       </w:rPr>
       <w:tblPr/>
       <w:tcPr>
@@ -7306,7 +7307,7 @@
       <w:spacing w:after="0" w:line="240" w:lineRule="auto"/>
     </w:pPr>
     <w:rPr>
-      <w:color w:val="000000" w:themeColor="text1"/>
+      <w:color w:val="000000"/>
     </w:rPr>
     <w:tblPr>
       <w:tblStyleRowBandSize w:val="1"/>
@@ -7339,7 +7340,7 @@
       <w:rPr>
         <w:b/>
         <w:bCs/>
-        <w:color w:val="1F497D" w:themeColor="text2"/>
+        <w:color w:val="000000"/>
       </w:rPr>
       <w:tblPr/>
       <w:tcPr>
@@ -7390,7 +7391,7 @@
       <w:spacing w:after="0" w:line="240" w:lineRule="auto"/>
     </w:pPr>
     <w:rPr>
-      <w:color w:val="000000" w:themeColor="text1"/>
+      <w:color w:val="000000"/>
     </w:rPr>
     <w:tblPr>
       <w:tblStyleRowBandSize w:val="1"/>
@@ -7423,7 +7424,7 @@
       <w:rPr>
         <w:b/>
         <w:bCs/>
-        <w:color w:val="1F497D" w:themeColor="text2"/>
+        <w:color w:val="000000"/>
       </w:rPr>
       <w:tblPr/>
       <w:tcPr>
@@ -7474,7 +7475,7 @@
       <w:spacing w:after="0" w:line="240" w:lineRule="auto"/>
     </w:pPr>
     <w:rPr>
-      <w:color w:val="000000" w:themeColor="text1"/>
+      <w:color w:val="000000"/>
     </w:rPr>
     <w:tblPr>
       <w:tblStyleRowBandSize w:val="1"/>
@@ -7507,7 +7508,7 @@
       <w:rPr>
         <w:b/>
         <w:bCs/>
-        <w:color w:val="1F497D" w:themeColor="text2"/>
+        <w:color w:val="000000"/>
       </w:rPr>
       <w:tblPr/>
       <w:tcPr>
@@ -7558,7 +7559,7 @@
       <w:spacing w:after="0" w:line="240" w:lineRule="auto"/>
     </w:pPr>
     <w:rPr>
-      <w:color w:val="000000" w:themeColor="text1"/>
+      <w:color w:val="000000"/>
     </w:rPr>
     <w:tblPr>
       <w:tblStyleRowBandSize w:val="1"/>
@@ -7591,7 +7592,7 @@
       <w:rPr>
         <w:b/>
         <w:bCs/>
-        <w:color w:val="1F497D" w:themeColor="text2"/>
+        <w:color w:val="000000"/>
       </w:rPr>
       <w:tblPr/>
       <w:tcPr>
@@ -7643,7 +7644,7 @@
     </w:pPr>
     <w:rPr>
       <w:rFonts w:asciiTheme="majorHAnsi" w:eastAsiaTheme="majorEastAsia" w:hAnsiTheme="majorHAnsi" w:cstheme="majorBidi"/>
-      <w:color w:val="000000" w:themeColor="text1"/>
+      <w:color w:val="000000"/>
     </w:rPr>
     <w:tblPr>
       <w:tblStyleRowBandSize w:val="1"/>
@@ -7771,7 +7772,7 @@
     </w:pPr>
     <w:rPr>
       <w:rFonts w:asciiTheme="majorHAnsi" w:eastAsiaTheme="majorEastAsia" w:hAnsiTheme="majorHAnsi" w:cstheme="majorBidi"/>
-      <w:color w:val="000000" w:themeColor="text1"/>
+      <w:color w:val="000000"/>
     </w:rPr>
     <w:tblPr>
       <w:tblStyleRowBandSize w:val="1"/>
@@ -7899,7 +7900,7 @@
     </w:pPr>
     <w:rPr>
       <w:rFonts w:asciiTheme="majorHAnsi" w:eastAsiaTheme="majorEastAsia" w:hAnsiTheme="majorHAnsi" w:cstheme="majorBidi"/>
-      <w:color w:val="000000" w:themeColor="text1"/>
+      <w:color w:val="000000"/>
     </w:rPr>
     <w:tblPr>
       <w:tblStyleRowBandSize w:val="1"/>
@@ -8027,7 +8028,7 @@
     </w:pPr>
     <w:rPr>
       <w:rFonts w:asciiTheme="majorHAnsi" w:eastAsiaTheme="majorEastAsia" w:hAnsiTheme="majorHAnsi" w:cstheme="majorBidi"/>
-      <w:color w:val="000000" w:themeColor="text1"/>
+      <w:color w:val="000000"/>
     </w:rPr>
     <w:tblPr>
       <w:tblStyleRowBandSize w:val="1"/>
@@ -8155,7 +8156,7 @@
     </w:pPr>
     <w:rPr>
       <w:rFonts w:asciiTheme="majorHAnsi" w:eastAsiaTheme="majorEastAsia" w:hAnsiTheme="majorHAnsi" w:cstheme="majorBidi"/>
-      <w:color w:val="000000" w:themeColor="text1"/>
+      <w:color w:val="000000"/>
     </w:rPr>
     <w:tblPr>
       <w:tblStyleRowBandSize w:val="1"/>
@@ -8283,7 +8284,7 @@
     </w:pPr>
     <w:rPr>
       <w:rFonts w:asciiTheme="majorHAnsi" w:eastAsiaTheme="majorEastAsia" w:hAnsiTheme="majorHAnsi" w:cstheme="majorBidi"/>
-      <w:color w:val="000000" w:themeColor="text1"/>
+      <w:color w:val="000000"/>
     </w:rPr>
     <w:tblPr>
       <w:tblStyleRowBandSize w:val="1"/>
@@ -8411,7 +8412,7 @@
     </w:pPr>
     <w:rPr>
       <w:rFonts w:asciiTheme="majorHAnsi" w:eastAsiaTheme="majorEastAsia" w:hAnsiTheme="majorHAnsi" w:cstheme="majorBidi"/>
-      <w:color w:val="000000" w:themeColor="text1"/>
+      <w:color w:val="000000"/>
     </w:rPr>
     <w:tblPr>
       <w:tblStyleRowBandSize w:val="1"/>
@@ -9050,7 +9051,7 @@
     </w:pPr>
     <w:rPr>
       <w:rFonts w:asciiTheme="majorHAnsi" w:eastAsiaTheme="majorEastAsia" w:hAnsiTheme="majorHAnsi" w:cstheme="majorBidi"/>
-      <w:color w:val="000000" w:themeColor="text1"/>
+      <w:color w:val="000000"/>
     </w:rPr>
     <w:tblPr>
       <w:tblStyleRowBandSize w:val="1"/>
@@ -9078,7 +9079,7 @@
       <w:rPr>
         <w:b/>
         <w:bCs/>
-        <w:color w:val="000000" w:themeColor="text1"/>
+        <w:color w:val="000000"/>
       </w:rPr>
       <w:tblPr/>
       <w:tcPr>
@@ -9089,7 +9090,7 @@
       <w:rPr>
         <w:b/>
         <w:bCs/>
-        <w:color w:val="000000" w:themeColor="text1"/>
+        <w:color w:val="000000"/>
       </w:rPr>
       <w:tblPr/>
       <w:tcPr>
@@ -9108,7 +9109,7 @@
       <w:rPr>
         <w:b/>
         <w:bCs/>
-        <w:color w:val="000000" w:themeColor="text1"/>
+        <w:color w:val="000000"/>
       </w:rPr>
       <w:tblPr/>
       <w:tcPr>
@@ -9127,7 +9128,7 @@
       <w:rPr>
         <w:b w:val="0"/>
         <w:bCs w:val="0"/>
-        <w:color w:val="000000" w:themeColor="text1"/>
+        <w:color w:val="000000"/>
       </w:rPr>
       <w:tblPr/>
       <w:tcPr>
@@ -9175,7 +9176,7 @@
     </w:pPr>
     <w:rPr>
       <w:rFonts w:asciiTheme="majorHAnsi" w:eastAsiaTheme="majorEastAsia" w:hAnsiTheme="majorHAnsi" w:cstheme="majorBidi"/>
-      <w:color w:val="000000" w:themeColor="text1"/>
+      <w:color w:val="000000"/>
     </w:rPr>
     <w:tblPr>
       <w:tblStyleRowBandSize w:val="1"/>
@@ -9203,7 +9204,7 @@
       <w:rPr>
         <w:b/>
         <w:bCs/>
-        <w:color w:val="000000" w:themeColor="text1"/>
+        <w:color w:val="000000"/>
       </w:rPr>
       <w:tblPr/>
       <w:tcPr>
@@ -9214,7 +9215,7 @@
       <w:rPr>
         <w:b/>
         <w:bCs/>
-        <w:color w:val="000000" w:themeColor="text1"/>
+        <w:color w:val="000000"/>
       </w:rPr>
       <w:tblPr/>
       <w:tcPr>
@@ -9233,7 +9234,7 @@
       <w:rPr>
         <w:b/>
         <w:bCs/>
-        <w:color w:val="000000" w:themeColor="text1"/>
+        <w:color w:val="000000"/>
       </w:rPr>
       <w:tblPr/>
       <w:tcPr>
@@ -9252,7 +9253,7 @@
       <w:rPr>
         <w:b w:val="0"/>
         <w:bCs w:val="0"/>
-        <w:color w:val="000000" w:themeColor="text1"/>
+        <w:color w:val="000000"/>
       </w:rPr>
       <w:tblPr/>
       <w:tcPr>
@@ -9300,7 +9301,7 @@
     </w:pPr>
     <w:rPr>
       <w:rFonts w:asciiTheme="majorHAnsi" w:eastAsiaTheme="majorEastAsia" w:hAnsiTheme="majorHAnsi" w:cstheme="majorBidi"/>
-      <w:color w:val="000000" w:themeColor="text1"/>
+      <w:color w:val="000000"/>
     </w:rPr>
     <w:tblPr>
       <w:tblStyleRowBandSize w:val="1"/>
@@ -9328,7 +9329,7 @@
       <w:rPr>
         <w:b/>
         <w:bCs/>
-        <w:color w:val="000000" w:themeColor="text1"/>
+        <w:color w:val="000000"/>
       </w:rPr>
       <w:tblPr/>
       <w:tcPr>
@@ -9339,7 +9340,7 @@
       <w:rPr>
         <w:b/>
         <w:bCs/>
-        <w:color w:val="000000" w:themeColor="text1"/>
+        <w:color w:val="000000"/>
       </w:rPr>
       <w:tblPr/>
       <w:tcPr>
@@ -9358,7 +9359,7 @@
       <w:rPr>
         <w:b/>
         <w:bCs/>
-        <w:color w:val="000000" w:themeColor="text1"/>
+        <w:color w:val="000000"/>
       </w:rPr>
       <w:tblPr/>
       <w:tcPr>
@@ -9377,7 +9378,7 @@
       <w:rPr>
         <w:b w:val="0"/>
         <w:bCs w:val="0"/>
-        <w:color w:val="000000" w:themeColor="text1"/>
+        <w:color w:val="000000"/>
       </w:rPr>
       <w:tblPr/>
       <w:tcPr>
@@ -9425,7 +9426,7 @@
     </w:pPr>
     <w:rPr>
       <w:rFonts w:asciiTheme="majorHAnsi" w:eastAsiaTheme="majorEastAsia" w:hAnsiTheme="majorHAnsi" w:cstheme="majorBidi"/>
-      <w:color w:val="000000" w:themeColor="text1"/>
+      <w:color w:val="000000"/>
     </w:rPr>
     <w:tblPr>
       <w:tblStyleRowBandSize w:val="1"/>
@@ -9453,7 +9454,7 @@
       <w:rPr>
         <w:b/>
         <w:bCs/>
-        <w:color w:val="000000" w:themeColor="text1"/>
+        <w:color w:val="000000"/>
       </w:rPr>
       <w:tblPr/>
       <w:tcPr>
@@ -9464,7 +9465,7 @@
       <w:rPr>
         <w:b/>
         <w:bCs/>
-        <w:color w:val="000000" w:themeColor="text1"/>
+        <w:color w:val="000000"/>
       </w:rPr>
       <w:tblPr/>
       <w:tcPr>
@@ -9483,7 +9484,7 @@
       <w:rPr>
         <w:b/>
         <w:bCs/>
-        <w:color w:val="000000" w:themeColor="text1"/>
+        <w:color w:val="000000"/>
       </w:rPr>
       <w:tblPr/>
       <w:tcPr>
@@ -9502,7 +9503,7 @@
       <w:rPr>
         <w:b w:val="0"/>
         <w:bCs w:val="0"/>
-        <w:color w:val="000000" w:themeColor="text1"/>
+        <w:color w:val="000000"/>
       </w:rPr>
       <w:tblPr/>
       <w:tcPr>
@@ -9550,7 +9551,7 @@
     </w:pPr>
     <w:rPr>
       <w:rFonts w:asciiTheme="majorHAnsi" w:eastAsiaTheme="majorEastAsia" w:hAnsiTheme="majorHAnsi" w:cstheme="majorBidi"/>
-      <w:color w:val="000000" w:themeColor="text1"/>
+      <w:color w:val="000000"/>
     </w:rPr>
     <w:tblPr>
       <w:tblStyleRowBandSize w:val="1"/>
@@ -9578,7 +9579,7 @@
       <w:rPr>
         <w:b/>
         <w:bCs/>
-        <w:color w:val="000000" w:themeColor="text1"/>
+        <w:color w:val="000000"/>
       </w:rPr>
       <w:tblPr/>
       <w:tcPr>
@@ -9589,7 +9590,7 @@
       <w:rPr>
         <w:b/>
         <w:bCs/>
-        <w:color w:val="000000" w:themeColor="text1"/>
+        <w:color w:val="000000"/>
       </w:rPr>
       <w:tblPr/>
       <w:tcPr>
@@ -9608,7 +9609,7 @@
       <w:rPr>
         <w:b/>
         <w:bCs/>
-        <w:color w:val="000000" w:themeColor="text1"/>
+        <w:color w:val="000000"/>
       </w:rPr>
       <w:tblPr/>
       <w:tcPr>
@@ -9627,7 +9628,7 @@
       <w:rPr>
         <w:b w:val="0"/>
         <w:bCs w:val="0"/>
-        <w:color w:val="000000" w:themeColor="text1"/>
+        <w:color w:val="000000"/>
       </w:rPr>
       <w:tblPr/>
       <w:tcPr>
@@ -9675,7 +9676,7 @@
     </w:pPr>
     <w:rPr>
       <w:rFonts w:asciiTheme="majorHAnsi" w:eastAsiaTheme="majorEastAsia" w:hAnsiTheme="majorHAnsi" w:cstheme="majorBidi"/>
-      <w:color w:val="000000" w:themeColor="text1"/>
+      <w:color w:val="000000"/>
     </w:rPr>
     <w:tblPr>
       <w:tblStyleRowBandSize w:val="1"/>
@@ -9703,7 +9704,7 @@
       <w:rPr>
         <w:b/>
         <w:bCs/>
-        <w:color w:val="000000" w:themeColor="text1"/>
+        <w:color w:val="000000"/>
       </w:rPr>
       <w:tblPr/>
       <w:tcPr>
@@ -9714,7 +9715,7 @@
       <w:rPr>
         <w:b/>
         <w:bCs/>
-        <w:color w:val="000000" w:themeColor="text1"/>
+        <w:color w:val="000000"/>
       </w:rPr>
       <w:tblPr/>
       <w:tcPr>
@@ -9733,7 +9734,7 @@
       <w:rPr>
         <w:b/>
         <w:bCs/>
-        <w:color w:val="000000" w:themeColor="text1"/>
+        <w:color w:val="000000"/>
       </w:rPr>
       <w:tblPr/>
       <w:tcPr>
@@ -9752,7 +9753,7 @@
       <w:rPr>
         <w:b w:val="0"/>
         <w:bCs w:val="0"/>
-        <w:color w:val="000000" w:themeColor="text1"/>
+        <w:color w:val="000000"/>
       </w:rPr>
       <w:tblPr/>
       <w:tcPr>
@@ -9800,7 +9801,7 @@
     </w:pPr>
     <w:rPr>
       <w:rFonts w:asciiTheme="majorHAnsi" w:eastAsiaTheme="majorEastAsia" w:hAnsiTheme="majorHAnsi" w:cstheme="majorBidi"/>
-      <w:color w:val="000000" w:themeColor="text1"/>
+      <w:color w:val="000000"/>
     </w:rPr>
     <w:tblPr>
       <w:tblStyleRowBandSize w:val="1"/>
@@ -9828,7 +9829,7 @@
       <w:rPr>
         <w:b/>
         <w:bCs/>
-        <w:color w:val="000000" w:themeColor="text1"/>
+        <w:color w:val="000000"/>
       </w:rPr>
       <w:tblPr/>
       <w:tcPr>
@@ -9839,7 +9840,7 @@
       <w:rPr>
         <w:b/>
         <w:bCs/>
-        <w:color w:val="000000" w:themeColor="text1"/>
+        <w:color w:val="000000"/>
       </w:rPr>
       <w:tblPr/>
       <w:tcPr>
@@ -9858,7 +9859,7 @@
       <w:rPr>
         <w:b/>
         <w:bCs/>
-        <w:color w:val="000000" w:themeColor="text1"/>
+        <w:color w:val="000000"/>
       </w:rPr>
       <w:tblPr/>
       <w:tcPr>
@@ -9877,7 +9878,7 @@
       <w:rPr>
         <w:b w:val="0"/>
         <w:bCs w:val="0"/>
-        <w:color w:val="000000" w:themeColor="text1"/>
+        <w:color w:val="000000"/>
       </w:rPr>
       <w:tblPr/>
       <w:tcPr>
@@ -9951,7 +9952,7 @@
         <w:bCs/>
         <w:i w:val="0"/>
         <w:iCs w:val="0"/>
-        <w:color w:val="FFFFFF" w:themeColor="background1"/>
+        <w:color w:val="000000"/>
       </w:rPr>
       <w:tblPr/>
       <w:tcPr>
@@ -9972,7 +9973,7 @@
         <w:bCs/>
         <w:i w:val="0"/>
         <w:iCs w:val="0"/>
-        <w:color w:val="FFFFFF" w:themeColor="background1"/>
+        <w:color w:val="000000"/>
       </w:rPr>
       <w:tblPr/>
       <w:tcPr>
@@ -9993,7 +9994,7 @@
         <w:bCs/>
         <w:i w:val="0"/>
         <w:iCs w:val="0"/>
-        <w:color w:val="FFFFFF" w:themeColor="background1"/>
+        <w:color w:val="000000"/>
       </w:rPr>
       <w:tblPr/>
       <w:tcPr>
@@ -10012,7 +10013,7 @@
         <w:bCs/>
         <w:i w:val="0"/>
         <w:iCs w:val="0"/>
-        <w:color w:val="FFFFFF" w:themeColor="background1"/>
+        <w:color w:val="000000"/>
       </w:rPr>
       <w:tblPr/>
       <w:tcPr>
@@ -10092,7 +10093,7 @@
         <w:bCs/>
         <w:i w:val="0"/>
         <w:iCs w:val="0"/>
-        <w:color w:val="FFFFFF" w:themeColor="background1"/>
+        <w:color w:val="000000"/>
       </w:rPr>
       <w:tblPr/>
       <w:tcPr>
@@ -10113,7 +10114,7 @@
         <w:bCs/>
         <w:i w:val="0"/>
         <w:iCs w:val="0"/>
-        <w:color w:val="FFFFFF" w:themeColor="background1"/>
+        <w:color w:val="000000"/>
       </w:rPr>
       <w:tblPr/>
       <w:tcPr>
@@ -10134,7 +10135,7 @@
         <w:bCs/>
         <w:i w:val="0"/>
         <w:iCs w:val="0"/>
-        <w:color w:val="FFFFFF" w:themeColor="background1"/>
+        <w:color w:val="000000"/>
       </w:rPr>
       <w:tblPr/>
       <w:tcPr>
@@ -10153,7 +10154,7 @@
         <w:bCs/>
         <w:i w:val="0"/>
         <w:iCs w:val="0"/>
-        <w:color w:val="FFFFFF" w:themeColor="background1"/>
+        <w:color w:val="000000"/>
       </w:rPr>
       <w:tblPr/>
       <w:tcPr>
@@ -10233,7 +10234,7 @@
         <w:bCs/>
         <w:i w:val="0"/>
         <w:iCs w:val="0"/>
-        <w:color w:val="FFFFFF" w:themeColor="background1"/>
+        <w:color w:val="000000"/>
       </w:rPr>
       <w:tblPr/>
       <w:tcPr>
@@ -10254,7 +10255,7 @@
         <w:bCs/>
         <w:i w:val="0"/>
         <w:iCs w:val="0"/>
-        <w:color w:val="FFFFFF" w:themeColor="background1"/>
+        <w:color w:val="000000"/>
       </w:rPr>
       <w:tblPr/>
       <w:tcPr>
@@ -10275,7 +10276,7 @@
         <w:bCs/>
         <w:i w:val="0"/>
         <w:iCs w:val="0"/>
-        <w:color w:val="FFFFFF" w:themeColor="background1"/>
+        <w:color w:val="000000"/>
       </w:rPr>
       <w:tblPr/>
       <w:tcPr>
@@ -10294,7 +10295,7 @@
         <w:bCs/>
         <w:i w:val="0"/>
         <w:iCs w:val="0"/>
-        <w:color w:val="FFFFFF" w:themeColor="background1"/>
+        <w:color w:val="000000"/>
       </w:rPr>
       <w:tblPr/>
       <w:tcPr>
@@ -10374,7 +10375,7 @@
         <w:bCs/>
         <w:i w:val="0"/>
         <w:iCs w:val="0"/>
-        <w:color w:val="FFFFFF" w:themeColor="background1"/>
+        <w:color w:val="000000"/>
       </w:rPr>
       <w:tblPr/>
       <w:tcPr>
@@ -10395,7 +10396,7 @@
         <w:bCs/>
         <w:i w:val="0"/>
         <w:iCs w:val="0"/>
-        <w:color w:val="FFFFFF" w:themeColor="background1"/>
+        <w:color w:val="000000"/>
       </w:rPr>
       <w:tblPr/>
       <w:tcPr>
@@ -10416,7 +10417,7 @@
         <w:bCs/>
         <w:i w:val="0"/>
         <w:iCs w:val="0"/>
-        <w:color w:val="FFFFFF" w:themeColor="background1"/>
+        <w:color w:val="000000"/>
       </w:rPr>
       <w:tblPr/>
       <w:tcPr>
@@ -10435,7 +10436,7 @@
         <w:bCs/>
         <w:i w:val="0"/>
         <w:iCs w:val="0"/>
-        <w:color w:val="FFFFFF" w:themeColor="background1"/>
+        <w:color w:val="000000"/>
       </w:rPr>
       <w:tblPr/>
       <w:tcPr>
@@ -10515,7 +10516,7 @@
         <w:bCs/>
         <w:i w:val="0"/>
         <w:iCs w:val="0"/>
-        <w:color w:val="FFFFFF" w:themeColor="background1"/>
+        <w:color w:val="000000"/>
       </w:rPr>
       <w:tblPr/>
       <w:tcPr>
@@ -10536,7 +10537,7 @@
         <w:bCs/>
         <w:i w:val="0"/>
         <w:iCs w:val="0"/>
-        <w:color w:val="FFFFFF" w:themeColor="background1"/>
+        <w:color w:val="000000"/>
       </w:rPr>
       <w:tblPr/>
       <w:tcPr>
@@ -10557,7 +10558,7 @@
         <w:bCs/>
         <w:i w:val="0"/>
         <w:iCs w:val="0"/>
-        <w:color w:val="FFFFFF" w:themeColor="background1"/>
+        <w:color w:val="000000"/>
       </w:rPr>
       <w:tblPr/>
       <w:tcPr>
@@ -10576,7 +10577,7 @@
         <w:bCs/>
         <w:i w:val="0"/>
         <w:iCs w:val="0"/>
-        <w:color w:val="FFFFFF" w:themeColor="background1"/>
+        <w:color w:val="000000"/>
       </w:rPr>
       <w:tblPr/>
       <w:tcPr>
@@ -10656,7 +10657,7 @@
         <w:bCs/>
         <w:i w:val="0"/>
         <w:iCs w:val="0"/>
-        <w:color w:val="FFFFFF" w:themeColor="background1"/>
+        <w:color w:val="000000"/>
       </w:rPr>
       <w:tblPr/>
       <w:tcPr>
@@ -10677,7 +10678,7 @@
         <w:bCs/>
         <w:i w:val="0"/>
         <w:iCs w:val="0"/>
-        <w:color w:val="FFFFFF" w:themeColor="background1"/>
+        <w:color w:val="000000"/>
       </w:rPr>
       <w:tblPr/>
       <w:tcPr>
@@ -10698,7 +10699,7 @@
         <w:bCs/>
         <w:i w:val="0"/>
         <w:iCs w:val="0"/>
-        <w:color w:val="FFFFFF" w:themeColor="background1"/>
+        <w:color w:val="000000"/>
       </w:rPr>
       <w:tblPr/>
       <w:tcPr>
@@ -10717,7 +10718,7 @@
         <w:bCs/>
         <w:i w:val="0"/>
         <w:iCs w:val="0"/>
-        <w:color w:val="FFFFFF" w:themeColor="background1"/>
+        <w:color w:val="000000"/>
       </w:rPr>
       <w:tblPr/>
       <w:tcPr>
@@ -10797,7 +10798,7 @@
         <w:bCs/>
         <w:i w:val="0"/>
         <w:iCs w:val="0"/>
-        <w:color w:val="FFFFFF" w:themeColor="background1"/>
+        <w:color w:val="000000"/>
       </w:rPr>
       <w:tblPr/>
       <w:tcPr>
@@ -10818,7 +10819,7 @@
         <w:bCs/>
         <w:i w:val="0"/>
         <w:iCs w:val="0"/>
-        <w:color w:val="FFFFFF" w:themeColor="background1"/>
+        <w:color w:val="000000"/>
       </w:rPr>
       <w:tblPr/>
       <w:tcPr>
@@ -10839,7 +10840,7 @@
         <w:bCs/>
         <w:i w:val="0"/>
         <w:iCs w:val="0"/>
-        <w:color w:val="FFFFFF" w:themeColor="background1"/>
+        <w:color w:val="000000"/>
       </w:rPr>
       <w:tblPr/>
       <w:tcPr>
@@ -10858,7 +10859,7 @@
         <w:bCs/>
         <w:i w:val="0"/>
         <w:iCs w:val="0"/>
-        <w:color w:val="FFFFFF" w:themeColor="background1"/>
+        <w:color w:val="000000"/>
       </w:rPr>
       <w:tblPr/>
       <w:tcPr>
@@ -10911,7 +10912,7 @@
       <w:spacing w:after="0" w:line="240" w:lineRule="auto"/>
     </w:pPr>
     <w:rPr>
-      <w:color w:val="FFFFFF" w:themeColor="background1"/>
+      <w:color w:val="000000"/>
     </w:rPr>
     <w:tblPr>
       <w:tblStyleRowBandSize w:val="1"/>
@@ -11025,7 +11026,7 @@
       <w:spacing w:after="0" w:line="240" w:lineRule="auto"/>
     </w:pPr>
     <w:rPr>
-      <w:color w:val="FFFFFF" w:themeColor="background1"/>
+      <w:color w:val="000000"/>
     </w:rPr>
     <w:tblPr>
       <w:tblStyleRowBandSize w:val="1"/>
@@ -11139,7 +11140,7 @@
       <w:spacing w:after="0" w:line="240" w:lineRule="auto"/>
     </w:pPr>
     <w:rPr>
-      <w:color w:val="FFFFFF" w:themeColor="background1"/>
+      <w:color w:val="000000"/>
     </w:rPr>
     <w:tblPr>
       <w:tblStyleRowBandSize w:val="1"/>
@@ -11253,7 +11254,7 @@
       <w:spacing w:after="0" w:line="240" w:lineRule="auto"/>
     </w:pPr>
     <w:rPr>
-      <w:color w:val="FFFFFF" w:themeColor="background1"/>
+      <w:color w:val="000000"/>
     </w:rPr>
     <w:tblPr>
       <w:tblStyleRowBandSize w:val="1"/>
@@ -11367,7 +11368,7 @@
       <w:spacing w:after="0" w:line="240" w:lineRule="auto"/>
     </w:pPr>
     <w:rPr>
-      <w:color w:val="FFFFFF" w:themeColor="background1"/>
+      <w:color w:val="000000"/>
     </w:rPr>
     <w:tblPr>
       <w:tblStyleRowBandSize w:val="1"/>
@@ -11481,7 +11482,7 @@
       <w:spacing w:after="0" w:line="240" w:lineRule="auto"/>
     </w:pPr>
     <w:rPr>
-      <w:color w:val="FFFFFF" w:themeColor="background1"/>
+      <w:color w:val="000000"/>
     </w:rPr>
     <w:tblPr>
       <w:tblStyleRowBandSize w:val="1"/>
@@ -11595,7 +11596,7 @@
       <w:spacing w:after="0" w:line="240" w:lineRule="auto"/>
     </w:pPr>
     <w:rPr>
-      <w:color w:val="FFFFFF" w:themeColor="background1"/>
+      <w:color w:val="000000"/>
     </w:rPr>
     <w:tblPr>
       <w:tblStyleRowBandSize w:val="1"/>
@@ -11709,7 +11710,7 @@
       <w:spacing w:after="0" w:line="240" w:lineRule="auto"/>
     </w:pPr>
     <w:rPr>
-      <w:color w:val="000000" w:themeColor="text1"/>
+      <w:color w:val="000000"/>
     </w:rPr>
     <w:tblPr>
       <w:tblStyleRowBandSize w:val="1"/>
@@ -11755,7 +11756,7 @@
       <w:rPr>
         <w:b/>
         <w:bCs/>
-        <w:color w:val="FFFFFF" w:themeColor="background1"/>
+        <w:color w:val="000000"/>
       </w:rPr>
       <w:tblPr/>
       <w:tcPr>
@@ -11767,7 +11768,7 @@
     </w:tblStylePr>
     <w:tblStylePr w:type="firstCol">
       <w:rPr>
-        <w:color w:val="FFFFFF" w:themeColor="background1"/>
+        <w:color w:val="000000"/>
       </w:rPr>
       <w:tblPr/>
       <w:tcPr>
@@ -11784,7 +11785,7 @@
     </w:tblStylePr>
     <w:tblStylePr w:type="lastCol">
       <w:rPr>
-        <w:color w:val="FFFFFF" w:themeColor="background1"/>
+        <w:color w:val="000000"/>
       </w:rPr>
       <w:tblPr/>
       <w:tcPr>
@@ -11813,12 +11814,12 @@
     </w:tblStylePr>
     <w:tblStylePr w:type="neCell">
       <w:rPr>
-        <w:color w:val="000000" w:themeColor="text1"/>
+        <w:color w:val="000000"/>
       </w:rPr>
     </w:tblStylePr>
     <w:tblStylePr w:type="nwCell">
       <w:rPr>
-        <w:color w:val="000000" w:themeColor="text1"/>
+        <w:color w:val="000000"/>
       </w:rPr>
     </w:tblStylePr>
   </w:style>
@@ -11831,7 +11832,7 @@
       <w:spacing w:after="0" w:line="240" w:lineRule="auto"/>
     </w:pPr>
     <w:rPr>
-      <w:color w:val="000000" w:themeColor="text1"/>
+      <w:color w:val="000000"/>
     </w:rPr>
     <w:tblPr>
       <w:tblStyleRowBandSize w:val="1"/>
@@ -11877,7 +11878,7 @@
       <w:rPr>
         <w:b/>
         <w:bCs/>
-        <w:color w:val="FFFFFF" w:themeColor="background1"/>
+        <w:color w:val="000000"/>
       </w:rPr>
       <w:tblPr/>
       <w:tcPr>
@@ -11889,7 +11890,7 @@
     </w:tblStylePr>
     <w:tblStylePr w:type="firstCol">
       <w:rPr>
-        <w:color w:val="FFFFFF" w:themeColor="background1"/>
+        <w:color w:val="000000"/>
       </w:rPr>
       <w:tblPr/>
       <w:tcPr>
@@ -11906,7 +11907,7 @@
     </w:tblStylePr>
     <w:tblStylePr w:type="lastCol">
       <w:rPr>
-        <w:color w:val="FFFFFF" w:themeColor="background1"/>
+        <w:color w:val="000000"/>
       </w:rPr>
       <w:tblPr/>
       <w:tcPr>
@@ -11935,12 +11936,12 @@
     </w:tblStylePr>
     <w:tblStylePr w:type="neCell">
       <w:rPr>
-        <w:color w:val="000000" w:themeColor="text1"/>
+        <w:color w:val="000000"/>
       </w:rPr>
     </w:tblStylePr>
     <w:tblStylePr w:type="nwCell">
       <w:rPr>
-        <w:color w:val="000000" w:themeColor="text1"/>
+        <w:color w:val="000000"/>
       </w:rPr>
     </w:tblStylePr>
   </w:style>
@@ -11953,7 +11954,7 @@
       <w:spacing w:after="0" w:line="240" w:lineRule="auto"/>
     </w:pPr>
     <w:rPr>
-      <w:color w:val="000000" w:themeColor="text1"/>
+      <w:color w:val="000000"/>
     </w:rPr>
     <w:tblPr>
       <w:tblStyleRowBandSize w:val="1"/>
@@ -11999,7 +12000,7 @@
       <w:rPr>
         <w:b/>
         <w:bCs/>
-        <w:color w:val="FFFFFF" w:themeColor="background1"/>
+        <w:color w:val="000000"/>
       </w:rPr>
       <w:tblPr/>
       <w:tcPr>
@@ -12011,7 +12012,7 @@
     </w:tblStylePr>
     <w:tblStylePr w:type="firstCol">
       <w:rPr>
-        <w:color w:val="FFFFFF" w:themeColor="background1"/>
+        <w:color w:val="000000"/>
       </w:rPr>
       <w:tblPr/>
       <w:tcPr>
@@ -12028,7 +12029,7 @@
     </w:tblStylePr>
     <w:tblStylePr w:type="lastCol">
       <w:rPr>
-        <w:color w:val="FFFFFF" w:themeColor="background1"/>
+        <w:color w:val="000000"/>
       </w:rPr>
       <w:tblPr/>
       <w:tcPr>
@@ -12057,12 +12058,12 @@
     </w:tblStylePr>
     <w:tblStylePr w:type="neCell">
       <w:rPr>
-        <w:color w:val="000000" w:themeColor="text1"/>
+        <w:color w:val="000000"/>
       </w:rPr>
     </w:tblStylePr>
     <w:tblStylePr w:type="nwCell">
       <w:rPr>
-        <w:color w:val="000000" w:themeColor="text1"/>
+        <w:color w:val="000000"/>
       </w:rPr>
     </w:tblStylePr>
   </w:style>
@@ -12075,7 +12076,7 @@
       <w:spacing w:after="0" w:line="240" w:lineRule="auto"/>
     </w:pPr>
     <w:rPr>
-      <w:color w:val="000000" w:themeColor="text1"/>
+      <w:color w:val="000000"/>
     </w:rPr>
     <w:tblPr>
       <w:tblStyleRowBandSize w:val="1"/>
@@ -12121,7 +12122,7 @@
       <w:rPr>
         <w:b/>
         <w:bCs/>
-        <w:color w:val="FFFFFF" w:themeColor="background1"/>
+        <w:color w:val="000000"/>
       </w:rPr>
       <w:tblPr/>
       <w:tcPr>
@@ -12133,7 +12134,7 @@
     </w:tblStylePr>
     <w:tblStylePr w:type="firstCol">
       <w:rPr>
-        <w:color w:val="FFFFFF" w:themeColor="background1"/>
+        <w:color w:val="000000"/>
       </w:rPr>
       <w:tblPr/>
       <w:tcPr>
@@ -12150,7 +12151,7 @@
     </w:tblStylePr>
     <w:tblStylePr w:type="lastCol">
       <w:rPr>
-        <w:color w:val="FFFFFF" w:themeColor="background1"/>
+        <w:color w:val="000000"/>
       </w:rPr>
       <w:tblPr/>
       <w:tcPr>
@@ -12187,7 +12188,7 @@
       <w:spacing w:after="0" w:line="240" w:lineRule="auto"/>
     </w:pPr>
     <w:rPr>
-      <w:color w:val="000000" w:themeColor="text1"/>
+      <w:color w:val="000000"/>
     </w:rPr>
     <w:tblPr>
       <w:tblStyleRowBandSize w:val="1"/>
@@ -12233,7 +12234,7 @@
       <w:rPr>
         <w:b/>
         <w:bCs/>
-        <w:color w:val="FFFFFF" w:themeColor="background1"/>
+        <w:color w:val="000000"/>
       </w:rPr>
       <w:tblPr/>
       <w:tcPr>
@@ -12245,7 +12246,7 @@
     </w:tblStylePr>
     <w:tblStylePr w:type="firstCol">
       <w:rPr>
-        <w:color w:val="FFFFFF" w:themeColor="background1"/>
+        <w:color w:val="000000"/>
       </w:rPr>
       <w:tblPr/>
       <w:tcPr>
@@ -12262,7 +12263,7 @@
     </w:tblStylePr>
     <w:tblStylePr w:type="lastCol">
       <w:rPr>
-        <w:color w:val="FFFFFF" w:themeColor="background1"/>
+        <w:color w:val="000000"/>
       </w:rPr>
       <w:tblPr/>
       <w:tcPr>
@@ -12291,12 +12292,12 @@
     </w:tblStylePr>
     <w:tblStylePr w:type="neCell">
       <w:rPr>
-        <w:color w:val="000000" w:themeColor="text1"/>
+        <w:color w:val="000000"/>
       </w:rPr>
     </w:tblStylePr>
     <w:tblStylePr w:type="nwCell">
       <w:rPr>
-        <w:color w:val="000000" w:themeColor="text1"/>
+        <w:color w:val="000000"/>
       </w:rPr>
     </w:tblStylePr>
   </w:style>
@@ -12309,7 +12310,7 @@
       <w:spacing w:after="0" w:line="240" w:lineRule="auto"/>
     </w:pPr>
     <w:rPr>
-      <w:color w:val="000000" w:themeColor="text1"/>
+      <w:color w:val="000000"/>
     </w:rPr>
     <w:tblPr>
       <w:tblStyleRowBandSize w:val="1"/>
@@ -12355,7 +12356,7 @@
       <w:rPr>
         <w:b/>
         <w:bCs/>
-        <w:color w:val="FFFFFF" w:themeColor="background1"/>
+        <w:color w:val="000000"/>
       </w:rPr>
       <w:tblPr/>
       <w:tcPr>
@@ -12367,7 +12368,7 @@
     </w:tblStylePr>
     <w:tblStylePr w:type="firstCol">
       <w:rPr>
-        <w:color w:val="FFFFFF" w:themeColor="background1"/>
+        <w:color w:val="000000"/>
       </w:rPr>
       <w:tblPr/>
       <w:tcPr>
@@ -12384,7 +12385,7 @@
     </w:tblStylePr>
     <w:tblStylePr w:type="lastCol">
       <w:rPr>
-        <w:color w:val="FFFFFF" w:themeColor="background1"/>
+        <w:color w:val="000000"/>
       </w:rPr>
       <w:tblPr/>
       <w:tcPr>
@@ -12413,12 +12414,12 @@
     </w:tblStylePr>
     <w:tblStylePr w:type="neCell">
       <w:rPr>
-        <w:color w:val="000000" w:themeColor="text1"/>
+        <w:color w:val="000000"/>
       </w:rPr>
     </w:tblStylePr>
     <w:tblStylePr w:type="nwCell">
       <w:rPr>
-        <w:color w:val="000000" w:themeColor="text1"/>
+        <w:color w:val="000000"/>
       </w:rPr>
     </w:tblStylePr>
   </w:style>
@@ -12431,7 +12432,7 @@
       <w:spacing w:after="0" w:line="240" w:lineRule="auto"/>
     </w:pPr>
     <w:rPr>
-      <w:color w:val="000000" w:themeColor="text1"/>
+      <w:color w:val="000000"/>
     </w:rPr>
     <w:tblPr>
       <w:tblStyleRowBandSize w:val="1"/>
@@ -12477,7 +12478,7 @@
       <w:rPr>
         <w:b/>
         <w:bCs/>
-        <w:color w:val="FFFFFF" w:themeColor="background1"/>
+        <w:color w:val="000000"/>
       </w:rPr>
       <w:tblPr/>
       <w:tcPr>
@@ -12489,7 +12490,7 @@
     </w:tblStylePr>
     <w:tblStylePr w:type="firstCol">
       <w:rPr>
-        <w:color w:val="FFFFFF" w:themeColor="background1"/>
+        <w:color w:val="000000"/>
       </w:rPr>
       <w:tblPr/>
       <w:tcPr>
@@ -12506,7 +12507,7 @@
     </w:tblStylePr>
     <w:tblStylePr w:type="lastCol">
       <w:rPr>
-        <w:color w:val="FFFFFF" w:themeColor="background1"/>
+        <w:color w:val="000000"/>
       </w:rPr>
       <w:tblPr/>
       <w:tcPr>
@@ -12535,12 +12536,12 @@
     </w:tblStylePr>
     <w:tblStylePr w:type="neCell">
       <w:rPr>
-        <w:color w:val="000000" w:themeColor="text1"/>
+        <w:color w:val="000000"/>
       </w:rPr>
     </w:tblStylePr>
     <w:tblStylePr w:type="nwCell">
       <w:rPr>
-        <w:color w:val="000000" w:themeColor="text1"/>
+        <w:color w:val="000000"/>
       </w:rPr>
     </w:tblStylePr>
   </w:style>
@@ -12553,7 +12554,7 @@
       <w:spacing w:after="0" w:line="240" w:lineRule="auto"/>
     </w:pPr>
     <w:rPr>
-      <w:color w:val="000000" w:themeColor="text1"/>
+      <w:color w:val="000000"/>
     </w:rPr>
     <w:tblPr>
       <w:tblStyleRowBandSize w:val="1"/>
@@ -12573,7 +12574,7 @@
       <w:rPr>
         <w:b/>
         <w:bCs/>
-        <w:color w:val="FFFFFF" w:themeColor="background1"/>
+        <w:color w:val="000000"/>
       </w:rPr>
       <w:tblPr/>
       <w:tcPr>
@@ -12587,7 +12588,7 @@
       <w:rPr>
         <w:b/>
         <w:bCs/>
-        <w:color w:val="9E3A38" w:themeColor="accent2" w:themeShade="CC"/>
+        <w:color w:val="000000"/>
       </w:rPr>
       <w:tblPr/>
       <w:tcPr>
@@ -12639,7 +12640,7 @@
       <w:spacing w:after="0" w:line="240" w:lineRule="auto"/>
     </w:pPr>
     <w:rPr>
-      <w:color w:val="000000" w:themeColor="text1"/>
+      <w:color w:val="000000"/>
     </w:rPr>
     <w:tblPr>
       <w:tblStyleRowBandSize w:val="1"/>
@@ -12659,7 +12660,7 @@
       <w:rPr>
         <w:b/>
         <w:bCs/>
-        <w:color w:val="FFFFFF" w:themeColor="background1"/>
+        <w:color w:val="000000"/>
       </w:rPr>
       <w:tblPr/>
       <w:tcPr>
@@ -12673,7 +12674,7 @@
       <w:rPr>
         <w:b/>
         <w:bCs/>
-        <w:color w:val="9E3A38" w:themeColor="accent2" w:themeShade="CC"/>
+        <w:color w:val="000000"/>
       </w:rPr>
       <w:tblPr/>
       <w:tcPr>
@@ -12725,7 +12726,7 @@
       <w:spacing w:after="0" w:line="240" w:lineRule="auto"/>
     </w:pPr>
     <w:rPr>
-      <w:color w:val="000000" w:themeColor="text1"/>
+      <w:color w:val="000000"/>
     </w:rPr>
     <w:tblPr>
       <w:tblStyleRowBandSize w:val="1"/>
@@ -12745,7 +12746,7 @@
       <w:rPr>
         <w:b/>
         <w:bCs/>
-        <w:color w:val="FFFFFF" w:themeColor="background1"/>
+        <w:color w:val="000000"/>
       </w:rPr>
       <w:tblPr/>
       <w:tcPr>
@@ -12759,7 +12760,7 @@
       <w:rPr>
         <w:b/>
         <w:bCs/>
-        <w:color w:val="9E3A38" w:themeColor="accent2" w:themeShade="CC"/>
+        <w:color w:val="000000"/>
       </w:rPr>
       <w:tblPr/>
       <w:tcPr>
@@ -12811,7 +12812,7 @@
       <w:spacing w:after="0" w:line="240" w:lineRule="auto"/>
     </w:pPr>
     <w:rPr>
-      <w:color w:val="000000" w:themeColor="text1"/>
+      <w:color w:val="000000"/>
     </w:rPr>
     <w:tblPr>
       <w:tblStyleRowBandSize w:val="1"/>
@@ -12831,7 +12832,7 @@
       <w:rPr>
         <w:b/>
         <w:bCs/>
-        <w:color w:val="FFFFFF" w:themeColor="background1"/>
+        <w:color w:val="000000"/>
       </w:rPr>
       <w:tblPr/>
       <w:tcPr>
@@ -12845,7 +12846,7 @@
       <w:rPr>
         <w:b/>
         <w:bCs/>
-        <w:color w:val="664E82" w:themeColor="accent4" w:themeShade="CC"/>
+        <w:color w:val="000000"/>
       </w:rPr>
       <w:tblPr/>
       <w:tcPr>
@@ -12897,7 +12898,7 @@
       <w:spacing w:after="0" w:line="240" w:lineRule="auto"/>
     </w:pPr>
     <w:rPr>
-      <w:color w:val="000000" w:themeColor="text1"/>
+      <w:color w:val="000000"/>
     </w:rPr>
     <w:tblPr>
       <w:tblStyleRowBandSize w:val="1"/>
@@ -12917,7 +12918,7 @@
       <w:rPr>
         <w:b/>
         <w:bCs/>
-        <w:color w:val="FFFFFF" w:themeColor="background1"/>
+        <w:color w:val="000000"/>
       </w:rPr>
       <w:tblPr/>
       <w:tcPr>
@@ -12931,7 +12932,7 @@
       <w:rPr>
         <w:b/>
         <w:bCs/>
-        <w:color w:val="7E9C40" w:themeColor="accent3" w:themeShade="CC"/>
+        <w:color w:val="000000"/>
       </w:rPr>
       <w:tblPr/>
       <w:tcPr>
@@ -12983,7 +12984,7 @@
       <w:spacing w:after="0" w:line="240" w:lineRule="auto"/>
     </w:pPr>
     <w:rPr>
-      <w:color w:val="000000" w:themeColor="text1"/>
+      <w:color w:val="000000"/>
     </w:rPr>
     <w:tblPr>
       <w:tblStyleRowBandSize w:val="1"/>
@@ -13003,7 +13004,7 @@
       <w:rPr>
         <w:b/>
         <w:bCs/>
-        <w:color w:val="FFFFFF" w:themeColor="background1"/>
+        <w:color w:val="000000"/>
       </w:rPr>
       <w:tblPr/>
       <w:tcPr>
@@ -13017,7 +13018,7 @@
       <w:rPr>
         <w:b/>
         <w:bCs/>
-        <w:color w:val="F2730A" w:themeColor="accent6" w:themeShade="CC"/>
+        <w:color w:val="000000"/>
       </w:rPr>
       <w:tblPr/>
       <w:tcPr>
@@ -13069,7 +13070,7 @@
       <w:spacing w:after="0" w:line="240" w:lineRule="auto"/>
     </w:pPr>
     <w:rPr>
-      <w:color w:val="000000" w:themeColor="text1"/>
+      <w:color w:val="000000"/>
     </w:rPr>
     <w:tblPr>
       <w:tblStyleRowBandSize w:val="1"/>
@@ -13089,7 +13090,7 @@
       <w:rPr>
         <w:b/>
         <w:bCs/>
-        <w:color w:val="FFFFFF" w:themeColor="background1"/>
+        <w:color w:val="000000"/>
       </w:rPr>
       <w:tblPr/>
       <w:tcPr>
@@ -13103,7 +13104,7 @@
       <w:rPr>
         <w:b/>
         <w:bCs/>
-        <w:color w:val="348DA5" w:themeColor="accent5" w:themeShade="CC"/>
+        <w:color w:val="000000"/>
       </w:rPr>
       <w:tblPr/>
       <w:tcPr>
@@ -13155,7 +13156,7 @@
       <w:spacing w:after="0" w:line="240" w:lineRule="auto"/>
     </w:pPr>
     <w:rPr>
-      <w:color w:val="000000" w:themeColor="text1"/>
+      <w:color w:val="000000"/>
     </w:rPr>
     <w:tblPr>
       <w:tblStyleRowBandSize w:val="1"/>
@@ -13188,7 +13189,7 @@
       <w:rPr>
         <w:b/>
         <w:bCs/>
-        <w:color w:val="000000" w:themeColor="text1"/>
+        <w:color w:val="000000"/>
       </w:rPr>
       <w:tblPr/>
       <w:tcPr>
@@ -13197,7 +13198,7 @@
     </w:tblStylePr>
     <w:tblStylePr w:type="firstCol">
       <w:rPr>
-        <w:color w:val="FFFFFF" w:themeColor="background1"/>
+        <w:color w:val="000000"/>
       </w:rPr>
       <w:tblPr/>
       <w:tcPr>
@@ -13206,7 +13207,7 @@
     </w:tblStylePr>
     <w:tblStylePr w:type="lastCol">
       <w:rPr>
-        <w:color w:val="FFFFFF" w:themeColor="background1"/>
+        <w:color w:val="000000"/>
       </w:rPr>
       <w:tblPr/>
       <w:tcPr>
@@ -13235,7 +13236,7 @@
       <w:spacing w:after="0" w:line="240" w:lineRule="auto"/>
     </w:pPr>
     <w:rPr>
-      <w:color w:val="000000" w:themeColor="text1"/>
+      <w:color w:val="000000"/>
     </w:rPr>
     <w:tblPr>
       <w:tblStyleRowBandSize w:val="1"/>
@@ -13268,7 +13269,7 @@
       <w:rPr>
         <w:b/>
         <w:bCs/>
-        <w:color w:val="000000" w:themeColor="text1"/>
+        <w:color w:val="000000"/>
       </w:rPr>
       <w:tblPr/>
       <w:tcPr>
@@ -13277,7 +13278,7 @@
     </w:tblStylePr>
     <w:tblStylePr w:type="firstCol">
       <w:rPr>
-        <w:color w:val="FFFFFF" w:themeColor="background1"/>
+        <w:color w:val="000000"/>
       </w:rPr>
       <w:tblPr/>
       <w:tcPr>
@@ -13286,7 +13287,7 @@
     </w:tblStylePr>
     <w:tblStylePr w:type="lastCol">
       <w:rPr>
-        <w:color w:val="FFFFFF" w:themeColor="background1"/>
+        <w:color w:val="000000"/>
       </w:rPr>
       <w:tblPr/>
       <w:tcPr>
@@ -13315,7 +13316,7 @@
       <w:spacing w:after="0" w:line="240" w:lineRule="auto"/>
     </w:pPr>
     <w:rPr>
-      <w:color w:val="000000" w:themeColor="text1"/>
+      <w:color w:val="000000"/>
     </w:rPr>
     <w:tblPr>
       <w:tblStyleRowBandSize w:val="1"/>
@@ -13348,7 +13349,7 @@
       <w:rPr>
         <w:b/>
         <w:bCs/>
-        <w:color w:val="000000" w:themeColor="text1"/>
+        <w:color w:val="000000"/>
       </w:rPr>
       <w:tblPr/>
       <w:tcPr>
@@ -13357,7 +13358,7 @@
     </w:tblStylePr>
     <w:tblStylePr w:type="firstCol">
       <w:rPr>
-        <w:color w:val="FFFFFF" w:themeColor="background1"/>
+        <w:color w:val="000000"/>
       </w:rPr>
       <w:tblPr/>
       <w:tcPr>
@@ -13366,7 +13367,7 @@
     </w:tblStylePr>
     <w:tblStylePr w:type="lastCol">
       <w:rPr>
-        <w:color w:val="FFFFFF" w:themeColor="background1"/>
+        <w:color w:val="000000"/>
       </w:rPr>
       <w:tblPr/>
       <w:tcPr>
@@ -13395,7 +13396,7 @@
       <w:spacing w:after="0" w:line="240" w:lineRule="auto"/>
     </w:pPr>
     <w:rPr>
-      <w:color w:val="000000" w:themeColor="text1"/>
+      <w:color w:val="000000"/>
     </w:rPr>
     <w:tblPr>
       <w:tblStyleRowBandSize w:val="1"/>
@@ -13428,7 +13429,7 @@
       <w:rPr>
         <w:b/>
         <w:bCs/>
-        <w:color w:val="000000" w:themeColor="text1"/>
+        <w:color w:val="000000"/>
       </w:rPr>
       <w:tblPr/>
       <w:tcPr>
@@ -13437,7 +13438,7 @@
     </w:tblStylePr>
     <w:tblStylePr w:type="firstCol">
       <w:rPr>
-        <w:color w:val="FFFFFF" w:themeColor="background1"/>
+        <w:color w:val="000000"/>
       </w:rPr>
       <w:tblPr/>
       <w:tcPr>
@@ -13446,7 +13447,7 @@
     </w:tblStylePr>
     <w:tblStylePr w:type="lastCol">
       <w:rPr>
-        <w:color w:val="FFFFFF" w:themeColor="background1"/>
+        <w:color w:val="000000"/>
       </w:rPr>
       <w:tblPr/>
       <w:tcPr>
@@ -13475,7 +13476,7 @@
       <w:spacing w:after="0" w:line="240" w:lineRule="auto"/>
     </w:pPr>
     <w:rPr>
-      <w:color w:val="000000" w:themeColor="text1"/>
+      <w:color w:val="000000"/>
     </w:rPr>
     <w:tblPr>
       <w:tblStyleRowBandSize w:val="1"/>
@@ -13508,7 +13509,7 @@
       <w:rPr>
         <w:b/>
         <w:bCs/>
-        <w:color w:val="000000" w:themeColor="text1"/>
+        <w:color w:val="000000"/>
       </w:rPr>
       <w:tblPr/>
       <w:tcPr>
@@ -13517,7 +13518,7 @@
     </w:tblStylePr>
     <w:tblStylePr w:type="firstCol">
       <w:rPr>
-        <w:color w:val="FFFFFF" w:themeColor="background1"/>
+        <w:color w:val="000000"/>
       </w:rPr>
       <w:tblPr/>
       <w:tcPr>
@@ -13526,7 +13527,7 @@
     </w:tblStylePr>
     <w:tblStylePr w:type="lastCol">
       <w:rPr>
-        <w:color w:val="FFFFFF" w:themeColor="background1"/>
+        <w:color w:val="000000"/>
       </w:rPr>
       <w:tblPr/>
       <w:tcPr>
@@ -13555,7 +13556,7 @@
       <w:spacing w:after="0" w:line="240" w:lineRule="auto"/>
     </w:pPr>
     <w:rPr>
-      <w:color w:val="000000" w:themeColor="text1"/>
+      <w:color w:val="000000"/>
     </w:rPr>
     <w:tblPr>
       <w:tblStyleRowBandSize w:val="1"/>
@@ -13588,7 +13589,7 @@
       <w:rPr>
         <w:b/>
         <w:bCs/>
-        <w:color w:val="000000" w:themeColor="text1"/>
+        <w:color w:val="000000"/>
       </w:rPr>
       <w:tblPr/>
       <w:tcPr>
@@ -13597,7 +13598,7 @@
     </w:tblStylePr>
     <w:tblStylePr w:type="firstCol">
       <w:rPr>
-        <w:color w:val="FFFFFF" w:themeColor="background1"/>
+        <w:color w:val="000000"/>
       </w:rPr>
       <w:tblPr/>
       <w:tcPr>
@@ -13606,7 +13607,7 @@
     </w:tblStylePr>
     <w:tblStylePr w:type="lastCol">
       <w:rPr>
-        <w:color w:val="FFFFFF" w:themeColor="background1"/>
+        <w:color w:val="000000"/>
       </w:rPr>
       <w:tblPr/>
       <w:tcPr>
@@ -13635,7 +13636,7 @@
       <w:spacing w:after="0" w:line="240" w:lineRule="auto"/>
     </w:pPr>
     <w:rPr>
-      <w:color w:val="000000" w:themeColor="text1"/>
+      <w:color w:val="000000"/>
     </w:rPr>
     <w:tblPr>
       <w:tblStyleRowBandSize w:val="1"/>
@@ -13668,7 +13669,7 @@
       <w:rPr>
         <w:b/>
         <w:bCs/>
-        <w:color w:val="000000" w:themeColor="text1"/>
+        <w:color w:val="000000"/>
       </w:rPr>
       <w:tblPr/>
       <w:tcPr>
@@ -13677,7 +13678,7 @@
     </w:tblStylePr>
     <w:tblStylePr w:type="firstCol">
       <w:rPr>
-        <w:color w:val="FFFFFF" w:themeColor="background1"/>
+        <w:color w:val="000000"/>
       </w:rPr>
       <w:tblPr/>
       <w:tcPr>
@@ -13686,7 +13687,7 @@
     </w:tblStylePr>
     <w:tblStylePr w:type="lastCol">
       <w:rPr>
-        <w:color w:val="FFFFFF" w:themeColor="background1"/>
+        <w:color w:val="000000"/>
       </w:rPr>
       <w:tblPr/>
       <w:tcPr>
